--- a/klagomål/A 53688-2025 FSC-klagomål.docx
+++ b/klagomål/A 53688-2025 FSC-klagomål.docx
@@ -662,7 +662,7 @@
     <w:r>
       <w:tab/>
       <w:tab/>
-      <w:t>2025-12-06</w:t>
+      <w:t>2025-12-07</w:t>
       <w:br/>
       <w:br/>
     </w:r>

--- a/klagomål/A 53688-2025 FSC-klagomål.docx
+++ b/klagomål/A 53688-2025 FSC-klagomål.docx
@@ -662,7 +662,7 @@
     <w:r>
       <w:tab/>
       <w:tab/>
-      <w:t>2025-12-07</w:t>
+      <w:t>2025-12-08</w:t>
       <w:br/>
       <w:br/>
     </w:r>

--- a/klagomål/A 53688-2025 FSC-klagomål.docx
+++ b/klagomål/A 53688-2025 FSC-klagomål.docx
@@ -191,7 +191,7 @@
     </w:p>
     <w:p>
       <w:r>
-        <w:t>I avverkningsanmälan har följande 1 naturvårdsarter hittats: kolflarnlav (NT). Av dessa är 1 rödlistade. För rödlistade arter har rödlistekategorin angivits inom parentes.</w:t>
+        <w:t>I avverkningsanmälan har följande 10 naturvårdsarter hittats: blanksvart spiklav (NT), blågrå svartspik (NT), garnlav (NT), kolflarnlav (NT), kortskaftad ärgspik (NT), mörk kolflarnlav (NT), vedflamlav (NT), vedskivlav (NT), violettgrå tagellav (NT) och nästlav (S). Av dessa är 9 rödlistade. För rödlistade arter har rödlistekategorin angivits inom parentes. Arter som är signalarter enligt Skogsstyrelsen har markerats med (S).</w:t>
       </w:r>
     </w:p>
     <w:p>
@@ -206,7 +206,7 @@
       <w:r>
         <w:drawing>
           <wp:inline xmlns:a="http://schemas.openxmlformats.org/drawingml/2006/main" xmlns:pic="http://schemas.openxmlformats.org/drawingml/2006/picture">
-            <wp:extent cx="5486400" cy="7861220"/>
+            <wp:extent cx="5486400" cy="7625691"/>
             <wp:docPr id="1" name="Picture 1"/>
             <wp:cNvGraphicFramePr>
               <a:graphicFrameLocks noChangeAspect="1"/>
@@ -227,7 +227,7 @@
                   <pic:spPr>
                     <a:xfrm>
                       <a:off x="0" y="0"/>
-                      <a:ext cx="5486400" cy="7861220"/>
+                      <a:ext cx="5486400" cy="7625691"/>
                     </a:xfrm>
                     <a:prstGeom prst="rect"/>
                   </pic:spPr>
@@ -251,10 +251,98 @@
         <w:rPr>
           <w:b/>
         </w:rPr>
+        <w:t>Blanksvart spiklav (NT)</w:t>
+      </w:r>
+      <w:r>
+        <w:t xml:space="preserve"> förekommer på torr, hård, gammal kärnved men även på äldre ytved av tall i naturskogsartade bestånd med begränsad brandpåverkan och ostörd hydrologi. Skogsbruksåtgärder på eller i närheten av lokaler med blanksvart spiklav utgör ett hot. Naturskogsartade öppna tall- och barrblandskogar med blanksvart spiklav indikerar höga biologiska värden och bör bevaras (SLU Artdatabanken, 2024).</w:t>
+      </w:r>
+    </w:p>
+    <w:p>
+      <w:r>
+        <w:rPr>
+          <w:b/>
+        </w:rPr>
+        <w:t>Blågrå svartspik (NT)</w:t>
+      </w:r>
+      <w:r>
+        <w:t xml:space="preserve"> växer på torr, hård ved av gamla, solbelysta torrakor, högstubbar av tall och grova döda grenar på levande tallar i öppna bestånd av naturskogskaraktär. Nästan alltid rör det sig om tjärrika torrträd och högstubbar (töreved, keloträd) som kan vara en bra bit över hundra år, i vissa fall sannolikt hundratals år gamla. Skogsbruk är idag det allvarligaste hotet. Ett långsiktigt hot är att nybildningen av gamla torrakor och högstubbar är en långsam process vilken ofta är beroende av skogsbrand. Nytt substrat bildas numera sannolikt nästan inte alls då antalet naturliga skogsbränder har minskat drastiskt på grund av effektivare brandbekämpning. Döda träd som lämnas efter avverkning är inte lämpliga för arten, eftersom dessa träd inte varit utsatta för skogsbrand och bildat tjärrik ved. Skogsbruksåtgärder på eller i närheten av växtplatserna bör undvikas. Naturskogsartade skogar med förekomst av arten indikerar höga biologiska värden och bör bevaras. Blågrå svartspik har en mycket begränsad utbredning utanför de nordiska länderna varför dessa länder har ett speciellt ansvar för arten (SLU Artdatabanken, 2024).</w:t>
+      </w:r>
+    </w:p>
+    <w:p>
+      <w:r>
+        <w:rPr>
+          <w:b/>
+        </w:rPr>
+        <w:t>Garnlav (NT)</w:t>
+      </w:r>
+      <w:r>
+        <w:t xml:space="preserve"> är en utpräglad barrskogsart som ibland kan drapera träden i norrländska grannaturskogar med hög luftfuktighet. Den förekommer även i talldominerade bestånd där den, förutom i trädens grenverk, påträffas hängande över ojämnheter i tallbarken. Arten har minskat starkt i södra och mellersta Sverige och den minskar även i sitt nordliga utbredningsområde. Orsaken till tillbakagången beror främst på slutavverkningar av naturskogsartade skogar. Bestånd med riklig förekomst bör regelmässigt sparas. Garnlav är värdväxt för den mycket sällsynta och akut hotade fjärilen barrskogslavfly (CR) som hör hemma i boreala barrskogar med riklig förekomst av värdväxten. Tidigare kunde arten konstateras årligen på flera platser vid Dala-Floda i Dalarna innan lokalerna kalavverkades. Senaste fyndet i landet av barrskogslavfly är från år 2000 då den påträffades vid Högberget i Sollefteå kommun (SLU Artdatabanken, 2024).</w:t>
+      </w:r>
+    </w:p>
+    <w:p>
+      <w:r>
+        <w:rPr>
+          <w:b/>
+        </w:rPr>
         <w:t>Kolflarnlav (NT)</w:t>
       </w:r>
       <w:r>
         <w:t xml:space="preserve"> är brandberoende och växer nästan uteslutande på kolad hård kärnved av tall. Etableringen verkar ske först 100–300 år efter brand och nytt substrat nybildas i mycket begränsad omfattning. Avverkning av tallskog av naturskogskaraktär med spår av återkommande bränder är ett hot och mängden lämplig ved att växa på för arten minskar dels på grund av naturlig nedbrytning men framförallt på grund av att det förstörs i samband med slutavverkningar, gallringar och markberedning. Såväl kolflarnlav som mörk kolflarnlav har glänsande bålfjäll och förekommer främst i tall- och blandbarrskogar av naturskogskaraktär med spår av återkommande bränder. Skogar som dessa hyser höga biologiska värden och bör skyddas (SLU Artdatabanken, 2024).</w:t>
+      </w:r>
+    </w:p>
+    <w:p>
+      <w:r>
+        <w:rPr>
+          <w:b/>
+        </w:rPr>
+        <w:t>Kortskaftad ärgspik (NT)</w:t>
+      </w:r>
+      <w:r>
+        <w:t xml:space="preserve"> förekommer i barrträdsdominerade skogar och växer nästan uteslutande på tallved. Den föredrar gamla högstubbar i fuktig och halvöppen miljö, t.ex. i myrkanter, sumpskog och brandpräglad skog. Arten indikerar kontinuerlig tillgång till gamla högstubbar i kombination med hög och jämn luftfuktighet. Skogsbruk på lokaler med kortskaftad ärgspik utgör ett hot. På lång sikt bildas färre lämpliga substrat än vad som försvinner. Avverkning av barrträdsdominerade bestånd av naturskogskaraktär utgör ett långsiktigt hot. Naturskogsartade bestånd med riklig förekomst av gamla och grova tallhögstubbar bör undantas från skogsbruk (SLU Artdatabanken, 2024).</w:t>
+      </w:r>
+    </w:p>
+    <w:p>
+      <w:r>
+        <w:rPr>
+          <w:b/>
+        </w:rPr>
+        <w:t>Mörk kolflarnlav (NT)</w:t>
+      </w:r>
+      <w:r>
+        <w:t xml:space="preserve"> är brandberoende och växer nästan uteslutande på kolad hård kärnved av tall. Arten förekommer främst i glesa, öppna tall- och blandbarrskogar av naturskogskaraktär och etableringen verkar ske sent efter brand, kanske först efter 100–300 år. Mörk kolflarnlav indikerar skog med höga naturvärden och vanligast är att den påträffas på rester av nedbrunna torrakor och högstubbar och lågstubbar som är så grova att hela innandömet är urbränt. Tall- och blandbarrskogar av naturskogskaraktär med spår av återkommande bränder hyser höga biologiska värden och bör skyddas (SLU Artdatabanken, 2024).</w:t>
+      </w:r>
+    </w:p>
+    <w:p>
+      <w:r>
+        <w:rPr>
+          <w:b/>
+        </w:rPr>
+        <w:t>Vedflamlav (NT)</w:t>
+      </w:r>
+      <w:r>
+        <w:t xml:space="preserve"> växer på gammal hård och torr, exponerad kärnved av tall, främst på högstubbar i ljusöppna lägen, t.ex. vid och på myrar, sjökanter, i glesa hällmarkskogar och i brandpräglade tallnaturskogar. Substratet nyskapas i begränsad omfattning och arten är en utmärkt indikator på höga naturvärden i denna skogstyp. Tall- och barrblandskogar med naturskogskaraktär och spår av bränder har ofta höga biologiska värden och bör skyddas (SLU Artdatabanken, 2024).</w:t>
+      </w:r>
+    </w:p>
+    <w:p>
+      <w:r>
+        <w:rPr>
+          <w:b/>
+        </w:rPr>
+        <w:t>Vedskivlav (NT)</w:t>
+      </w:r>
+      <w:r>
+        <w:t xml:space="preserve"> växer på gammal, torr, exponerad, hård kärnved av framförallt tall i naturskogsartade bestånd. Avverkning av tallskog av naturskogskaraktär med spår av återkommande bränder är ett hot. Mängden lämplig ved att växa på för vedskivlav minskar, dels på grund av naturlig nedbrytning men framförallt på grund av att de förstörs i samband med slutavverkningar, gallringar och markberedning. Tall- och blandbarrskogar av naturskogskaraktär med spår av återkommande bränder bör skyddas (SLU Artdatabanken, 2024).</w:t>
+      </w:r>
+    </w:p>
+    <w:p>
+      <w:r>
+        <w:rPr>
+          <w:b/>
+        </w:rPr>
+        <w:t>Violettgrå tagellav (NT)</w:t>
+      </w:r>
+      <w:r>
+        <w:t xml:space="preserve"> växer nästan uteslutande i gamla olikåldriga barrnaturskogar med lång skoglig kontinuitet och är en utmärkt signal på skog med höga naturvärden. Slutavverkning av tidigare aldrig slutavverkad skog (kontinuitetsskog) är det största hotet. Biotopen nyskapas i begränsad omfattning och barrskog äldre än 160 år, där den violettgrå tagellaven huvudsakligen påträffas har minskat med 50% de senaste 50 åren. Lågproduktiv skogsmark där laven förekommer bör undantas från skogsbruk och rika förekomster i äldre granskog bör skyddas. Arten är känslig för uttorkning och det är väsentligt att tillräckligt stora bestånd avsätts (SLU Artdatabanken, 2024; Nitare &amp; Skogsstyrelsen, 2019).</w:t>
       </w:r>
     </w:p>
     <w:p>
@@ -347,7 +435,7 @@
         <w:rPr>
           <w:i/>
         </w:rPr>
-        <w:t>I det avverkningsanmälda skogsområdet har 1 naturvårdsarter varav 1 rödlistade arter sina livsmiljöer och växtplatser.</w:t>
+        <w:t>I det avverkningsanmälda skogsområdet har 10 naturvårdsarter varav 9 rödlistade arter sina livsmiljöer och växtplatser.</w:t>
       </w:r>
     </w:p>
     <w:p>
@@ -662,7 +750,7 @@
     <w:r>
       <w:tab/>
       <w:tab/>
-      <w:t>2025-12-08</w:t>
+      <w:t>2025-12-09</w:t>
       <w:br/>
       <w:br/>
     </w:r>

--- a/klagomål/A 53688-2025 FSC-klagomål.docx
+++ b/klagomål/A 53688-2025 FSC-klagomål.docx
@@ -163,7 +163,7 @@
         <w:pStyle w:val="Title"/>
       </w:pPr>
       <w:r>
-        <w:t>Inledande FSC- /PEFC-klagomål – information om höga naturvärden i avverkningsanmälan A 53688-2025 i Ljusdals kommun</w:t>
+        <w:t>Inledande FSC- /PEFC-klagomål – information om höga naturvärden och fridlysta arter i avverkningsanmälan A 53688-2025 i Ljusdals kommun</w:t>
       </w:r>
     </w:p>
     <w:p>
@@ -173,7 +173,7 @@
     </w:p>
     <w:p>
       <w:r>
-        <w:t>Nedan presenteras fynd av naturvårdsarter som gjorts i det avverkningsanmälda området, samt relevanta utdrag ur standarderna för FSC, Chain of Custody, Controlled Wood och PEFC.</w:t>
+        <w:t>Nedan presenteras fynd av naturvårdsarter och fridlysta arter som gjorts i det avverkningsanmälda området, samt relevanta utdrag ur standarderna för FSC, Chain of Custody, Controlled Wood och PEFC. I BILAGA 1 finns artfakta om fridlysta arter.</w:t>
       </w:r>
     </w:p>
     <w:p>
@@ -191,7 +191,7 @@
     </w:p>
     <w:p>
       <w:r>
-        <w:t>I avverkningsanmälan har följande 10 naturvårdsarter hittats: blanksvart spiklav (NT), blågrå svartspik (NT), garnlav (NT), kolflarnlav (NT), kortskaftad ärgspik (NT), mörk kolflarnlav (NT), vedflamlav (NT), vedskivlav (NT), violettgrå tagellav (NT) och nästlav (S). Av dessa är 9 rödlistade. För rödlistade arter har rödlistekategorin angivits inom parentes. Arter som är signalarter enligt Skogsstyrelsen har markerats med (S).</w:t>
+        <w:t>I avverkningsanmälan har följande 12 naturvårdsarter hittats: blanksvart spiklav (NT), blågrå svartspik (NT), garnlav (NT), kolflarnlav (NT), kortskaftad ärgspik (NT), mörk kolflarnlav (NT), tretåig hackspett (NT, §4), vedflamlav (NT), vedskivlav (NT), violettgrå tagellav (NT), nästlav (S) och lavskrika (§4). Av dessa är 10 rödlistade. För rödlistade arter har rödlistekategorin angivits inom parentes. Arter som är signalarter enligt Skogsstyrelsen har markerats med (S). För fridlysta arter anges även paragrafen i Artskyddsförordningen som arten är fridlyst enligt.</w:t>
       </w:r>
     </w:p>
     <w:p>
@@ -206,7 +206,7 @@
       <w:r>
         <w:drawing>
           <wp:inline xmlns:a="http://schemas.openxmlformats.org/drawingml/2006/main" xmlns:pic="http://schemas.openxmlformats.org/drawingml/2006/picture">
-            <wp:extent cx="5486400" cy="7625691"/>
+            <wp:extent cx="5486400" cy="7524407"/>
             <wp:docPr id="1" name="Picture 1"/>
             <wp:cNvGraphicFramePr>
               <a:graphicFrameLocks noChangeAspect="1"/>
@@ -227,7 +227,7 @@
                   <pic:spPr>
                     <a:xfrm>
                       <a:off x="0" y="0"/>
-                      <a:ext cx="5486400" cy="7625691"/>
+                      <a:ext cx="5486400" cy="7524407"/>
                     </a:xfrm>
                     <a:prstGeom prst="rect"/>
                   </pic:spPr>
@@ -350,6 +350,60 @@
         <w:pStyle w:val="Heading1"/>
       </w:pPr>
       <w:r>
+        <w:t>Fridlysta arter</w:t>
+      </w:r>
+    </w:p>
+    <w:p>
+      <w:r>
+        <w:t>Följande fridlysta arter har sina livsmiljöer och växtplatser i den avverkningsanmälda skogen: tretåig hackspett (NT, §4) och lavskrika (§4).</w:t>
+      </w:r>
+    </w:p>
+    <w:p>
+      <w:r>
+        <w:t xml:space="preserve">Observera att medlemsländerna är skyldiga att agera i enlighet med EU:s fågeldirektiv där det uttryckligen står att direktivet gäller för fåglar samt för deras ägg, bon och </w:t>
+      </w:r>
+      <w:r>
+        <w:rPr>
+          <w:b/>
+        </w:rPr>
+        <w:t xml:space="preserve">livsmiljöer </w:t>
+      </w:r>
+      <w:r>
+        <w:t>(artikel 1). Vidare att de åtgärder som vidtas inte får leda till en försämring av den nuvarande situationen beträffande bevarandet av de fågelarter som avses i artikel 1 (artikel 13). Fågeldirektivet är styrande för tillsynsansvariga myndigheters ärendehantering, ställningstaganden och beslutsfattande.</w:t>
+      </w:r>
+    </w:p>
+    <w:p>
+      <w:r>
+        <w:rPr>
+          <w:b/>
+        </w:rPr>
+        <w:t>Lavskrika (§4)</w:t>
+      </w:r>
+      <w:r>
+        <w:t>, prioriterad art i Skogsvårdslagen, är en mycket stationär fågel, som häckar i äldre, slutna och hänglavsrika barrskogar. Reviren är livslånga med hemområden som varierar mellan 50 och 150 ha. Inom ett revir av hög kvalitet finns det som regel ett eller flera kärnområden (1–20 ha) med relativt tät flerskiktad granskog. Arten missgynnas när flerskiktad skog omförs till enskiktade bestånd och även röjning och hård gallring är starkt negativt. Lavskrikan har relativt stora hemområden och försvinner när den äldre skogen fragmenteras, särskilt allvarligt är när kärnområdena avverkas. (Skogsstyrelsen 2016). Populationen har minskat med 20–40 % de senaste 30 åren. Arten försvinner successivt framför allt vid dess utbredningsgränser (SLU Artdatabanken, 2021).</w:t>
+      </w:r>
+    </w:p>
+    <w:p>
+      <w:r>
+        <w:rPr>
+          <w:b/>
+        </w:rPr>
+        <w:t>Tretåig hackspett (NT, §4)</w:t>
+      </w:r>
+      <w:r>
+        <w:t xml:space="preserve"> är rödlistad som nära hotad och ingår i bilaga 1 i EU:s fågeldirektiv. Tretåig hackspett är för sin överlevnad beroende av kontinuerlig tillförsel av äldre döende och död ved, som sker genom naturliga självgallringsprocesser i äldre grannaturskogar och barrblandade naturskogar. Om en skog genom skogsbruk gallras eller glesas ur så upphör och uteblir i stort sett den naturliga självgallringsprocessen för mycket lång tid framöver vilket omöjliggör upprätthållandet av den kontinuerliga ekologiska funktionen i ett område. Det finns studier som visar att naturskogens självgallringsprocess som den tretåiga hackspetten är beroende av, inte kan ersättas med efterlämnad hänsyn i skogsbruket (Imbeau &amp; Desrochers, 2002). Storleken på häckningsreviret varierar med skogstypen, förekomsten av död ved och graden av fragmentering, men är i allmänhet i storleksordningen 25–100 hektar. Vintertid krävs ofta betydligt större områden och det finns studier som antyder att arten behöver minst 100 hektar äldre skog. I områden med låg bonitet kan det behövas över 200 hektar lämpligt habitat för att ett par ska kunna reproducera sig. Områden med dokumenterad permanent förekomst i naturskogsmiljöer har vanligen så stora naturvärden att skogsbruk är olämpligt (Skogsstyrelsen, 2016).</w:t>
+      </w:r>
+    </w:p>
+    <w:p>
+      <w:r>
+        <w:t>I BILAGA 1 finns mer detaljerad information om ekologi samt krav på livsmiljö hos fridlysta arter.</w:t>
+      </w:r>
+    </w:p>
+    <w:p>
+      <w:pPr>
+        <w:pStyle w:val="Heading1"/>
+      </w:pPr>
+      <w:r>
         <w:t>Certifiering</w:t>
       </w:r>
     </w:p>
@@ -397,6 +451,22 @@
       <w:r>
         <w:t>I den avverkningsanmälda skogen har fridlysta arter sina livsmiljöer och växtplatser. Att skada de fridlysta arternas livsmiljöer, växtplatser eller ekologiska funktion är inte tillåtet enligt artskyddsförordningen.</w:t>
       </w:r>
+      <w:r>
+        <w:rPr>
+          <w:i/>
+        </w:rPr>
+        <w:t xml:space="preserve"> EU:s medlemsländer och skogsbolag är skyldiga att agera i enlighet med EU:s fågeldirektiv där det uttryckligen står att direktivet gäller för fåglar samt för deras ägg, bon och </w:t>
+      </w:r>
+      <w:r>
+        <w:rPr>
+          <w:b/>
+          <w:i/>
+        </w:rPr>
+        <w:t xml:space="preserve">livsmiljöer </w:t>
+      </w:r>
+      <w:r>
+        <w:t>(artikel 1). Vidare att de åtgärder som vidtas inte får leda till en försämring av den nuvarande situationen beträffande bevarandet av de fågelarter som avses i artikel 1 (artikel 13).</w:t>
+      </w:r>
     </w:p>
     <w:p>
       <w:r>
@@ -435,7 +505,7 @@
         <w:rPr>
           <w:i/>
         </w:rPr>
-        <w:t>I det avverkningsanmälda skogsområdet har 10 naturvårdsarter varav 9 rödlistade arter sina livsmiljöer och växtplatser.</w:t>
+        <w:t>I det avverkningsanmälda skogsområdet har 12 naturvårdsarter varav 10 rödlistade arter sina livsmiljöer och växtplatser.</w:t>
       </w:r>
     </w:p>
     <w:p>
@@ -620,6 +690,259 @@
           <w:i/>
         </w:rPr>
         <w:t>I den avverkningsanmälda skogen har fridlysta arter sina livsmiljöer och växtplatser. Att skada de fridlysta arternas livsmiljöer, växtplatser eller ekologiska funktion är inte tillåtet enligt artskyddsförordningen</w:t>
+      </w:r>
+    </w:p>
+    <w:p>
+      <w:r>
+        <w:br w:type="page"/>
+      </w:r>
+    </w:p>
+    <w:p>
+      <w:pPr>
+        <w:pStyle w:val="Title"/>
+      </w:pPr>
+      <w:r>
+        <w:t>BILAGA 1 – Fridlysta arter</w:t>
+      </w:r>
+    </w:p>
+    <w:p>
+      <w:pPr>
+        <w:pStyle w:val="Heading1"/>
+      </w:pPr>
+      <w:r>
+        <w:t>Lavskrika – ekologi samt krav på livsmiljön</w:t>
+      </w:r>
+    </w:p>
+    <w:p>
+      <w:r>
+        <w:t>Lavskrikan är fridlyst enligt 4 § artskyddsförordningen (2007:845) och ingår i förteckningen över prioriterade arter i Skogsstyrelsens föreskrifter och allmänna råd (SKSFS 2011:7) bilaga 4.</w:t>
+      </w:r>
+    </w:p>
+    <w:p>
+      <w:r>
+        <w:t xml:space="preserve">I Skogsstyrelsens vägledning för hänsyn till fåglar står bland annat att: </w:t>
+      </w:r>
+      <w:r>
+        <w:rPr>
+          <w:i/>
+        </w:rPr>
+        <w:t>“Reviren är livslånga med hemområden som varierar mellan 50 och 150 ha. Hemområdena har inga fasta gränser utan det handlar mera om de yttre gränserna för familjegruppernas rörelser. Lavskrikan undviker att förflytta sig över stora öppna områden och hemområdesstorleken är därför större i områden fragmenterade av hyggen och yngre skog än i områden med i sammanhängande äldre skog. Det finns studier som antyder att det inom ett revir bör finnas maximalt 15 % öppna ytor och ungskog. Inom ett revir av hög kvalitet finns det som regel ett eller flera kärnområden (1–20 ha) med relativt tät flerskiktad granskog.”</w:t>
+      </w:r>
+      <w:r>
+        <w:t xml:space="preserve"> Vidare att: </w:t>
+      </w:r>
+      <w:r>
+        <w:rPr>
+          <w:i/>
+        </w:rPr>
+        <w:t>“Arten missgynnas när flerskiktad skog omförs till enskiktade bestånd. Även skogsskötsel med återkommande röjning och hård gallring är starkt negativt. Lavskrikan har relativt stora hemområden och försvinner när den äldre skogen fragmenteras, särskilt allvarligt är när kärnområdena avverkas.”</w:t>
+      </w:r>
+      <w:r>
+        <w:t xml:space="preserve"> (Skogsstyrelsen 2016).</w:t>
+      </w:r>
+    </w:p>
+    <w:p>
+      <w:r>
+        <w:t>Populationen har minskat med 20–40 % de senaste 30 åren, men i Svensk Fågeltaxerings standardrutter varierar antalet kraftigt och ingen minskning kan skönjas de senaste 18 åren. Arten försvinner successivt framför allt vid dess utbredningsgränser (SLU Artdatabanken, 2022).</w:t>
+      </w:r>
+    </w:p>
+    <w:p>
+      <w:pPr>
+        <w:pStyle w:val="Heading2"/>
+      </w:pPr>
+      <w:r>
+        <w:t>Referenser – lavskrika</w:t>
+      </w:r>
+    </w:p>
+    <w:p>
+      <w:r>
+        <w:t xml:space="preserve">Skogsstyrelsen, 2016. </w:t>
+      </w:r>
+      <w:r>
+        <w:rPr>
+          <w:i/>
+        </w:rPr>
+        <w:t xml:space="preserve">Vägledning för hänsyn till fåglar – lavskrika. </w:t>
+      </w:r>
+      <w:r>
+        <w:t>https://www.skogsstyrelsen.se/globalassets/lag-och-tillsyn/artskydd/vagledningar-for-hansyn-till-faglar/lavskrika-vagledning-hansyn.pdf</w:t>
+      </w:r>
+    </w:p>
+    <w:p>
+      <w:r>
+        <w:t xml:space="preserve">SLU Artdatabanken, 2021. </w:t>
+      </w:r>
+      <w:r>
+        <w:rPr>
+          <w:i/>
+        </w:rPr>
+        <w:t xml:space="preserve">Artfaktablad. Naturvård – artfakta. </w:t>
+      </w:r>
+      <w:r>
+        <w:t>SLU Artdatabanken, Uppsala</w:t>
+      </w:r>
+    </w:p>
+    <w:p>
+      <w:pPr>
+        <w:pStyle w:val="Heading1"/>
+      </w:pPr>
+      <w:r>
+        <w:t>Tretåig hackspett – ekologi samt krav på livsmiljön</w:t>
+      </w:r>
+    </w:p>
+    <w:p>
+      <w:r>
+        <w:t xml:space="preserve">Tretåig hackspett (NT) är fridlyst enligt §4 Artskyddsförordningen och finns med som prioriterad art i Skogsstyrelsen vägledning för skogsbruket (bilaga 4 till SVL). I vägledningen står bland annat att: </w:t>
+      </w:r>
+      <w:r>
+        <w:rPr>
+          <w:i/>
+        </w:rPr>
+        <w:t xml:space="preserve">“Tretåig hackspett har stora arealkrav och höga krav på sin livsmiljö. Omdaningen av naturskogar till kulturskogar medför en förlust av viktiga miljöer, något som förstärks av ökad fragmentering till följd av avverkningar.” </w:t>
+      </w:r>
+      <w:r>
+        <w:t xml:space="preserve">Vidare att: </w:t>
+      </w:r>
+      <w:r>
+        <w:rPr>
+          <w:i/>
+        </w:rPr>
+        <w:t>“Områden med dokumenterad permanent förekomst i naturskogsmiljöer har vanligen så stora naturvärden att skogsbruk är olämpligt”.</w:t>
+      </w:r>
+    </w:p>
+    <w:p>
+      <w:r>
+        <w:t>Tretåig hackspett är beroende av större sammanhängande naturskogar med kontinuerlig tillgång och nybildning av död ved och fragmentering av livsmiljöerna utgör ett stort hot mot arten (se exempelvis Stachura-Skierczynska et al., 2009; Wesolowski et al., 2005; Butler et al., 2004; Pakkala et al., 2002; Amcoff et al., 1996; Virkkala, 1991). Det finns studier som visar att naturskogens självgallringsprocess som den tretåiga hackspetten är beroende av, inte kan ersättas med efterlämnad hänsyn i skogsbruket (Imbeau &amp; Desrochers, 2002).</w:t>
+      </w:r>
+    </w:p>
+    <w:p>
+      <w:r>
+        <w:t>Permanenta revir av tretåig hackspett karaktäriseras ofta av artens typiska ringformigt ordnade hackmärken på framför allt gamla granar. För att säkerställa att inte revir av tretåig hackspett drabbas av avverkningsplanerna bör en inventering göras i området både under häckningstid och under vintern, då arten utnyttjar betydligt större områden än under sommarens häckningsrevir. Storleken på häckningsreviret varierar med skogstypen, förekomsten av död ved och graden av fragmentering, men är i allmänhet i storleksordningen 25–100 hektar.</w:t>
+      </w:r>
+    </w:p>
+    <w:p>
+      <w:r>
+        <w:t>Förutom fridlysning enligt §4 Artskyddsförordningen är tretåig hackspett även förtecknad i EU:s fågeldirektiv bilaga 1. Den ingår också i Natura 2000 och är förtecknad i Bernkonventionen bilaga II (strikt skyddade djurarter).</w:t>
+      </w:r>
+    </w:p>
+    <w:p>
+      <w:pPr>
+        <w:pStyle w:val="Heading2"/>
+      </w:pPr>
+      <w:r>
+        <w:t>Referenser – tretåig hackspett</w:t>
+      </w:r>
+    </w:p>
+    <w:p>
+      <w:r>
+        <w:t xml:space="preserve">Amcoff, M. &amp; Eriksson, P. 1996. </w:t>
+      </w:r>
+      <w:r>
+        <w:rPr>
+          <w:i/>
+        </w:rPr>
+        <w:t xml:space="preserve">Förekomst av tretåig hackspett Picoides tridactylus på bestånds- och landskapsnivå. </w:t>
+      </w:r>
+      <w:r>
+        <w:t>Ornis Svecica 6: 107–119</w:t>
+      </w:r>
+    </w:p>
+    <w:p>
+      <w:r>
+        <w:t xml:space="preserve">Butler, R., Angelstam, P., Ekelund, P. &amp; Schlaeffer, R. 2004. </w:t>
+      </w:r>
+      <w:r>
+        <w:rPr>
+          <w:i/>
+        </w:rPr>
+        <w:t xml:space="preserve">Dead wood threshold values for the three-toed woodpecker presence in boreal and sub-Alpine forest. </w:t>
+      </w:r>
+      <w:r>
+        <w:t>Biological conservation 119(3): 305–318</w:t>
+      </w:r>
+    </w:p>
+    <w:p>
+      <w:r>
+        <w:t xml:space="preserve">Imbeau, L. &amp; Desrochers, A. 2002. </w:t>
+      </w:r>
+      <w:r>
+        <w:rPr>
+          <w:i/>
+        </w:rPr>
+        <w:t xml:space="preserve">Foraging Ecology and Use of Drumming Trees by Three-Toed Woodpeckers. </w:t>
+      </w:r>
+      <w:r>
+        <w:t>The Journal of Wildlife Management. Vol. 66, No. 1 (Jan., 2002), pp. 222–231.</w:t>
+      </w:r>
+    </w:p>
+    <w:p>
+      <w:r>
+        <w:t xml:space="preserve">Pakkala, T., Hanski, I. &amp; Tomppo, E. 2002. </w:t>
+      </w:r>
+      <w:r>
+        <w:rPr>
+          <w:i/>
+        </w:rPr>
+        <w:t xml:space="preserve">Spatial ecology of the three-toed woodpecker in managed forest landscapes. </w:t>
+      </w:r>
+      <w:r>
+        <w:t>Silva Fennica 36(1): 279–288.</w:t>
+      </w:r>
+    </w:p>
+    <w:p>
+      <w:r>
+        <w:t xml:space="preserve">Skogsstyrelsen, 2016. </w:t>
+      </w:r>
+      <w:r>
+        <w:rPr>
+          <w:i/>
+        </w:rPr>
+        <w:t xml:space="preserve">Vägledning för hänsyn till fåglar – Tretåig hackspett. </w:t>
+      </w:r>
+      <w:r>
+        <w:t>www.skogsstyrelsen.se</w:t>
+      </w:r>
+    </w:p>
+    <w:p>
+      <w:r>
+        <w:t xml:space="preserve">Stachura-Skierczynska, K., Tumiel, T. &amp; Skierczynski, M. 2009. </w:t>
+      </w:r>
+      <w:r>
+        <w:rPr>
+          <w:i/>
+        </w:rPr>
+        <w:t xml:space="preserve">Habitat prediction model for three-toed woodpecker and its implications for the conservation of biologically valuable forests. </w:t>
+      </w:r>
+      <w:r>
+        <w:t>Forest Ecology and Management 258(5): 697–703.</w:t>
+      </w:r>
+    </w:p>
+    <w:p>
+      <w:r>
+        <w:t xml:space="preserve">Virkkala, R. 1991. </w:t>
+      </w:r>
+      <w:r>
+        <w:rPr>
+          <w:i/>
+        </w:rPr>
+        <w:t xml:space="preserve">Population trends of forest birds in a Finnish Lapland landscape of large habitat blocks – Consequences of stochastic environmental variation or regional habitat alteration. </w:t>
+      </w:r>
+      <w:r>
+        <w:t>Biological conservation 56(2): 223–240</w:t>
+      </w:r>
+    </w:p>
+    <w:p>
+      <w:r>
+        <w:t xml:space="preserve">Wesolowski, T., Czeszczewik, D. &amp; Rowinski, P. 2005. </w:t>
+      </w:r>
+      <w:r>
+        <w:rPr>
+          <w:i/>
+        </w:rPr>
+        <w:t xml:space="preserve">Effects of forest management on Three-toed Woodpecker Picoides tridactylus distribution in the Bialowieza Forest (NE Poland): conservation implications. </w:t>
+      </w:r>
+      <w:r>
+        <w:t>Acta Ornithologica 40(1): 53–60.</w:t>
       </w:r>
     </w:p>
     <w:sectPr>
@@ -750,7 +1073,7 @@
     <w:r>
       <w:tab/>
       <w:tab/>
-      <w:t>2025-12-09</w:t>
+      <w:t>2025-12-10</w:t>
       <w:br/>
       <w:br/>
     </w:r>

--- a/klagomål/A 53688-2025 FSC-klagomål.docx
+++ b/klagomål/A 53688-2025 FSC-klagomål.docx
@@ -1073,7 +1073,7 @@
     <w:r>
       <w:tab/>
       <w:tab/>
-      <w:t>2025-12-10</w:t>
+      <w:t>2025-12-11</w:t>
       <w:br/>
       <w:br/>
     </w:r>

--- a/klagomål/A 53688-2025 FSC-klagomål.docx
+++ b/klagomål/A 53688-2025 FSC-klagomål.docx
@@ -1073,7 +1073,7 @@
     <w:r>
       <w:tab/>
       <w:tab/>
-      <w:t>2025-12-11</w:t>
+      <w:t>2025-12-12</w:t>
       <w:br/>
       <w:br/>
     </w:r>

--- a/klagomål/A 53688-2025 FSC-klagomål.docx
+++ b/klagomål/A 53688-2025 FSC-klagomål.docx
@@ -1073,7 +1073,7 @@
     <w:r>
       <w:tab/>
       <w:tab/>
-      <w:t>2025-12-12</w:t>
+      <w:t>2025-12-13</w:t>
       <w:br/>
       <w:br/>
     </w:r>

--- a/klagomål/A 53688-2025 FSC-klagomål.docx
+++ b/klagomål/A 53688-2025 FSC-klagomål.docx
@@ -1073,7 +1073,7 @@
     <w:r>
       <w:tab/>
       <w:tab/>
-      <w:t>2025-12-19</w:t>
+      <w:t>2025-12-20</w:t>
       <w:br/>
       <w:br/>
     </w:r>

--- a/klagomål/A 53688-2025 FSC-klagomål.docx
+++ b/klagomål/A 53688-2025 FSC-klagomål.docx
@@ -1073,7 +1073,7 @@
     <w:r>
       <w:tab/>
       <w:tab/>
-      <w:t>2025-12-20</w:t>
+      <w:t>2025-12-21</w:t>
       <w:br/>
       <w:br/>
     </w:r>

--- a/klagomål/A 53688-2025 FSC-klagomål.docx
+++ b/klagomål/A 53688-2025 FSC-klagomål.docx
@@ -1073,7 +1073,7 @@
     <w:r>
       <w:tab/>
       <w:tab/>
-      <w:t>2025-12-21</w:t>
+      <w:t>2025-12-22</w:t>
       <w:br/>
       <w:br/>
     </w:r>

--- a/klagomål/A 53688-2025 FSC-klagomål.docx
+++ b/klagomål/A 53688-2025 FSC-klagomål.docx
@@ -1073,7 +1073,7 @@
     <w:r>
       <w:tab/>
       <w:tab/>
-      <w:t>2025-12-22</w:t>
+      <w:t>2025-12-26</w:t>
       <w:br/>
       <w:br/>
     </w:r>

--- a/klagomål/A 53688-2025 FSC-klagomål.docx
+++ b/klagomål/A 53688-2025 FSC-klagomål.docx
@@ -1073,7 +1073,7 @@
     <w:r>
       <w:tab/>
       <w:tab/>
-      <w:t>2026-01-03</w:t>
+      <w:t>2026-01-04</w:t>
       <w:br/>
       <w:br/>
     </w:r>

--- a/klagomål/A 53688-2025 FSC-klagomål.docx
+++ b/klagomål/A 53688-2025 FSC-klagomål.docx
@@ -1073,7 +1073,7 @@
     <w:r>
       <w:tab/>
       <w:tab/>
-      <w:t>2026-01-07</w:t>
+      <w:t>2026-01-08</w:t>
       <w:br/>
       <w:br/>
     </w:r>

--- a/klagomål/A 53688-2025 FSC-klagomål.docx
+++ b/klagomål/A 53688-2025 FSC-klagomål.docx
@@ -1073,7 +1073,7 @@
     <w:r>
       <w:tab/>
       <w:tab/>
-      <w:t>2026-01-08</w:t>
+      <w:t>2026-01-09</w:t>
       <w:br/>
       <w:br/>
     </w:r>

--- a/klagomål/A 53688-2025 FSC-klagomål.docx
+++ b/klagomål/A 53688-2025 FSC-klagomål.docx
@@ -1073,7 +1073,7 @@
     <w:r>
       <w:tab/>
       <w:tab/>
-      <w:t>2026-01-09</w:t>
+      <w:t>2026-01-10</w:t>
       <w:br/>
       <w:br/>
     </w:r>

--- a/klagomål/A 53688-2025 FSC-klagomål.docx
+++ b/klagomål/A 53688-2025 FSC-klagomål.docx
@@ -1073,7 +1073,7 @@
     <w:r>
       <w:tab/>
       <w:tab/>
-      <w:t>2026-01-10</w:t>
+      <w:t>2026-01-11</w:t>
       <w:br/>
       <w:br/>
     </w:r>

--- a/klagomål/A 53688-2025 FSC-klagomål.docx
+++ b/klagomål/A 53688-2025 FSC-klagomål.docx
@@ -1073,7 +1073,7 @@
     <w:r>
       <w:tab/>
       <w:tab/>
-      <w:t>2026-01-11</w:t>
+      <w:t>2026-01-12</w:t>
       <w:br/>
       <w:br/>
     </w:r>

--- a/klagomål/A 53688-2025 FSC-klagomål.docx
+++ b/klagomål/A 53688-2025 FSC-klagomål.docx
@@ -1073,7 +1073,7 @@
     <w:r>
       <w:tab/>
       <w:tab/>
-      <w:t>2026-01-12</w:t>
+      <w:t>2026-01-13</w:t>
       <w:br/>
       <w:br/>
     </w:r>

--- a/klagomål/A 53688-2025 FSC-klagomål.docx
+++ b/klagomål/A 53688-2025 FSC-klagomål.docx
@@ -1073,7 +1073,7 @@
     <w:r>
       <w:tab/>
       <w:tab/>
-      <w:t>2026-01-13</w:t>
+      <w:t>2026-01-14</w:t>
       <w:br/>
       <w:br/>
     </w:r>

--- a/klagomål/A 53688-2025 FSC-klagomål.docx
+++ b/klagomål/A 53688-2025 FSC-klagomål.docx
@@ -1073,7 +1073,7 @@
     <w:r>
       <w:tab/>
       <w:tab/>
-      <w:t>2026-01-14</w:t>
+      <w:t>2026-01-15</w:t>
       <w:br/>
       <w:br/>
     </w:r>

--- a/klagomål/A 53688-2025 FSC-klagomål.docx
+++ b/klagomål/A 53688-2025 FSC-klagomål.docx
@@ -1073,7 +1073,7 @@
     <w:r>
       <w:tab/>
       <w:tab/>
-      <w:t>2026-01-15</w:t>
+      <w:t>2026-01-16</w:t>
       <w:br/>
       <w:br/>
     </w:r>

--- a/klagomål/A 53688-2025 FSC-klagomål.docx
+++ b/klagomål/A 53688-2025 FSC-klagomål.docx
@@ -1073,7 +1073,7 @@
     <w:r>
       <w:tab/>
       <w:tab/>
-      <w:t>2026-01-16</w:t>
+      <w:t>2026-01-17</w:t>
       <w:br/>
       <w:br/>
     </w:r>

--- a/klagomål/A 53688-2025 FSC-klagomål.docx
+++ b/klagomål/A 53688-2025 FSC-klagomål.docx
@@ -1073,7 +1073,7 @@
     <w:r>
       <w:tab/>
       <w:tab/>
-      <w:t>2026-01-17</w:t>
+      <w:t>2026-01-18</w:t>
       <w:br/>
       <w:br/>
     </w:r>

--- a/klagomål/A 53688-2025 FSC-klagomål.docx
+++ b/klagomål/A 53688-2025 FSC-klagomål.docx
@@ -1073,7 +1073,7 @@
     <w:r>
       <w:tab/>
       <w:tab/>
-      <w:t>2026-01-18</w:t>
+      <w:t>2026-01-19</w:t>
       <w:br/>
       <w:br/>
     </w:r>

--- a/klagomål/A 53688-2025 FSC-klagomål.docx
+++ b/klagomål/A 53688-2025 FSC-klagomål.docx
@@ -1073,7 +1073,7 @@
     <w:r>
       <w:tab/>
       <w:tab/>
-      <w:t>2026-01-19</w:t>
+      <w:t>2026-01-20</w:t>
       <w:br/>
       <w:br/>
     </w:r>

--- a/klagomål/A 53688-2025 FSC-klagomål.docx
+++ b/klagomål/A 53688-2025 FSC-klagomål.docx
@@ -1073,7 +1073,7 @@
     <w:r>
       <w:tab/>
       <w:tab/>
-      <w:t>2026-01-20</w:t>
+      <w:t>2026-01-21</w:t>
       <w:br/>
       <w:br/>
     </w:r>

--- a/klagomål/A 53688-2025 FSC-klagomål.docx
+++ b/klagomål/A 53688-2025 FSC-klagomål.docx
@@ -1073,7 +1073,7 @@
     <w:r>
       <w:tab/>
       <w:tab/>
-      <w:t>2026-01-21</w:t>
+      <w:t>2026-01-23</w:t>
       <w:br/>
       <w:br/>
     </w:r>

--- a/klagomål/A 53688-2025 FSC-klagomål.docx
+++ b/klagomål/A 53688-2025 FSC-klagomål.docx
@@ -1073,7 +1073,7 @@
     <w:r>
       <w:tab/>
       <w:tab/>
-      <w:t>2026-01-23</w:t>
+      <w:t>2026-01-24</w:t>
       <w:br/>
       <w:br/>
     </w:r>

--- a/klagomål/A 53688-2025 FSC-klagomål.docx
+++ b/klagomål/A 53688-2025 FSC-klagomål.docx
@@ -1073,7 +1073,7 @@
     <w:r>
       <w:tab/>
       <w:tab/>
-      <w:t>2026-01-24</w:t>
+      <w:t>2026-01-25</w:t>
       <w:br/>
       <w:br/>
     </w:r>

--- a/klagomål/A 53688-2025 FSC-klagomål.docx
+++ b/klagomål/A 53688-2025 FSC-klagomål.docx
@@ -1073,7 +1073,7 @@
     <w:r>
       <w:tab/>
       <w:tab/>
-      <w:t>2026-01-25</w:t>
+      <w:t>2026-01-26</w:t>
       <w:br/>
       <w:br/>
     </w:r>

--- a/klagomål/A 53688-2025 FSC-klagomål.docx
+++ b/klagomål/A 53688-2025 FSC-klagomål.docx
@@ -1073,7 +1073,7 @@
     <w:r>
       <w:tab/>
       <w:tab/>
-      <w:t>2026-01-26</w:t>
+      <w:t>2026-01-27</w:t>
       <w:br/>
       <w:br/>
     </w:r>

--- a/klagomål/A 53688-2025 FSC-klagomål.docx
+++ b/klagomål/A 53688-2025 FSC-klagomål.docx
@@ -1073,7 +1073,7 @@
     <w:r>
       <w:tab/>
       <w:tab/>
-      <w:t>2026-01-27</w:t>
+      <w:t>2026-01-28</w:t>
       <w:br/>
       <w:br/>
     </w:r>

--- a/klagomål/A 53688-2025 FSC-klagomål.docx
+++ b/klagomål/A 53688-2025 FSC-klagomål.docx
@@ -1212,7 +1212,7 @@
     <w:r>
       <w:tab/>
       <w:tab/>
-      <w:t>2026-02-22</w:t>
+      <w:t>2026-02-23</w:t>
       <w:br/>
       <w:br/>
     </w:r>

--- a/klagomål/A 53688-2025 FSC-klagomål.docx
+++ b/klagomål/A 53688-2025 FSC-klagomål.docx
@@ -1212,7 +1212,7 @@
     <w:r>
       <w:tab/>
       <w:tab/>
-      <w:t>2026-02-23</w:t>
+      <w:t>2026-02-24</w:t>
       <w:br/>
       <w:br/>
     </w:r>

--- a/klagomål/A 53688-2025 FSC-klagomål.docx
+++ b/klagomål/A 53688-2025 FSC-klagomål.docx
@@ -1212,7 +1212,7 @@
     <w:r>
       <w:tab/>
       <w:tab/>
-      <w:t>2026-02-24</w:t>
+      <w:t>2026-02-25</w:t>
       <w:br/>
       <w:br/>
     </w:r>

--- a/klagomål/A 53688-2025 FSC-klagomål.docx
+++ b/klagomål/A 53688-2025 FSC-klagomål.docx
@@ -1212,7 +1212,7 @@
     <w:r>
       <w:tab/>
       <w:tab/>
-      <w:t>2026-02-25</w:t>
+      <w:t>2026-02-26</w:t>
       <w:br/>
       <w:br/>
     </w:r>

--- a/klagomål/A 53688-2025 FSC-klagomål.docx
+++ b/klagomål/A 53688-2025 FSC-klagomål.docx
@@ -1212,7 +1212,7 @@
     <w:r>
       <w:tab/>
       <w:tab/>
-      <w:t>2026-02-26</w:t>
+      <w:t>2026-02-28</w:t>
       <w:br/>
       <w:br/>
     </w:r>

--- a/klagomål/A 53688-2025 FSC-klagomål.docx
+++ b/klagomål/A 53688-2025 FSC-klagomål.docx
@@ -1212,7 +1212,7 @@
     <w:r>
       <w:tab/>
       <w:tab/>
-      <w:t>2026-02-28</w:t>
+      <w:t>2026-03-01</w:t>
       <w:br/>
       <w:br/>
     </w:r>

--- a/klagomål/A 53688-2025 FSC-klagomål.docx
+++ b/klagomål/A 53688-2025 FSC-klagomål.docx
@@ -1212,7 +1212,7 @@
     <w:r>
       <w:tab/>
       <w:tab/>
-      <w:t>2026-03-01</w:t>
+      <w:t>2026-03-02</w:t>
       <w:br/>
       <w:br/>
     </w:r>

--- a/klagomål/A 53688-2025 FSC-klagomål.docx
+++ b/klagomål/A 53688-2025 FSC-klagomål.docx
@@ -291,7 +291,7 @@
         <w:rPr>
           <w:i/>
         </w:rPr>
-        <w:t xml:space="preserve"> 9070 Trädklädd betesmark </w:t>
+        <w:t xml:space="preserve"> 9070 Trädklädd betesmark</w:t>
       </w:r>
       <w:r>
         <w:t xml:space="preserve"> (SLU Artdatabanken, 2024).</w:t>
@@ -1212,7 +1212,7 @@
     <w:r>
       <w:tab/>
       <w:tab/>
-      <w:t>2026-03-02</w:t>
+      <w:t>2026-03-03</w:t>
       <w:br/>
       <w:br/>
     </w:r>

--- a/klagomål/A 53688-2025 FSC-klagomål.docx
+++ b/klagomål/A 53688-2025 FSC-klagomål.docx
@@ -1212,7 +1212,7 @@
     <w:r>
       <w:tab/>
       <w:tab/>
-      <w:t>2026-03-03</w:t>
+      <w:t>2026-03-04</w:t>
       <w:br/>
       <w:br/>
     </w:r>

--- a/klagomål/A 53688-2025 FSC-klagomål.docx
+++ b/klagomål/A 53688-2025 FSC-klagomål.docx
@@ -1212,7 +1212,7 @@
     <w:r>
       <w:tab/>
       <w:tab/>
-      <w:t>2026-03-04</w:t>
+      <w:t>2026-03-05</w:t>
       <w:br/>
       <w:br/>
     </w:r>

--- a/klagomål/A 53688-2025 FSC-klagomål.docx
+++ b/klagomål/A 53688-2025 FSC-klagomål.docx
@@ -1212,7 +1212,7 @@
     <w:r>
       <w:tab/>
       <w:tab/>
-      <w:t>2026-03-05</w:t>
+      <w:t>2026-03-06</w:t>
       <w:br/>
       <w:br/>
     </w:r>

--- a/klagomål/A 53688-2025 FSC-klagomål.docx
+++ b/klagomål/A 53688-2025 FSC-klagomål.docx
@@ -1212,7 +1212,7 @@
     <w:r>
       <w:tab/>
       <w:tab/>
-      <w:t>2026-03-06</w:t>
+      <w:t>2026-03-07</w:t>
       <w:br/>
       <w:br/>
     </w:r>

--- a/klagomål/A 53688-2025 FSC-klagomål.docx
+++ b/klagomål/A 53688-2025 FSC-klagomål.docx
@@ -1221,7 +1221,7 @@
     <w:r>
       <w:tab/>
       <w:tab/>
-      <w:t>2026-06-15</w:t>
+      <w:t>2026-06-16</w:t>
       <w:br/>
       <w:br/>
     </w:r>

--- a/klagomål/A 53688-2025 FSC-klagomål.docx
+++ b/klagomål/A 53688-2025 FSC-klagomål.docx
@@ -1221,7 +1221,7 @@
     <w:r>
       <w:tab/>
       <w:tab/>
-      <w:t>2026-06-16</w:t>
+      <w:t>2026-06-17</w:t>
       <w:br/>
       <w:br/>
     </w:r>

--- a/klagomål/A 53688-2025 FSC-klagomål.docx
+++ b/klagomål/A 53688-2025 FSC-klagomål.docx
@@ -1,6 +1,6 @@
 
 <file path=word/document.xml><?xml version="1.0" encoding="utf-8"?>
-<w:document xmlns:wpc="http://schemas.microsoft.com/office/word/2010/wordprocessingCanvas" xmlns:cx="http://schemas.microsoft.com/office/drawing/2014/chartex" xmlns:cx1="http://schemas.microsoft.com/office/drawing/2015/9/8/chartex" xmlns:cx2="http://schemas.microsoft.com/office/drawing/2015/10/21/chartex" xmlns:cx3="http://schemas.microsoft.com/office/drawing/2016/5/9/chartex" xmlns:cx4="http://schemas.microsoft.com/office/drawing/2016/5/10/chartex" xmlns:cx5="http://schemas.microsoft.com/office/drawing/2016/5/11/chartex" xmlns:cx6="http://schemas.microsoft.com/office/drawing/2016/5/12/chartex" xmlns:cx7="http://schemas.microsoft.com/office/drawing/2016/5/13/chartex" xmlns:cx8="http://schemas.microsoft.com/office/drawing/2016/5/14/chartex" xmlns:mc="http://schemas.openxmlformats.org/markup-compatibility/2006" xmlns:aink="http://schemas.microsoft.com/office/drawing/2016/ink" xmlns:am3d="http://schemas.microsoft.com/office/drawing/2017/model3d" xmlns:o="urn:schemas-microsoft-com:office:office" xmlns:oel="http://schemas.microsoft.com/office/2019/extlst" xmlns:r="http://schemas.openxmlformats.org/officeDocument/2006/relationships" xmlns:m="http://schemas.openxmlformats.org/officeDocument/2006/math" xmlns:v="urn:schemas-microsoft-com:vml" xmlns:wp14="http://schemas.microsoft.com/office/word/2010/wordprocessingDrawing" xmlns:wp="http://schemas.openxmlformats.org/drawingml/2006/wordprocessingDrawing" xmlns:w10="urn:schemas-microsoft-com:office:word" xmlns:w="http://schemas.openxmlformats.org/wordprocessingml/2006/main" xmlns:w14="http://schemas.microsoft.com/office/word/2010/wordml" xmlns:w15="http://schemas.microsoft.com/office/word/2012/wordml" xmlns:w16cex="http://schemas.microsoft.com/office/word/2018/wordml/cex" xmlns:w16cid="http://schemas.microsoft.com/office/word/2016/wordml/cid" xmlns:w16="http://schemas.microsoft.com/office/word/2018/wordml" xmlns:w16sdtdh="http://schemas.microsoft.com/office/word/2020/wordml/sdtdatahash" xmlns:w16se="http://schemas.microsoft.com/office/word/2015/wordml/symex" xmlns:wpg="http://schemas.microsoft.com/office/word/2010/wordprocessingGroup" xmlns:wpi="http://schemas.microsoft.com/office/word/2010/wordprocessingInk" xmlns:wne="http://schemas.microsoft.com/office/word/2006/wordml" xmlns:wps="http://schemas.microsoft.com/office/word/2010/wordprocessingShape" mc:Ignorable="w14 w15 w16se w16cid w16 w16cex w16sdtdh wp14">
+<w:document xmlns:wpc="http://schemas.microsoft.com/office/word/2010/wordprocessingCanvas" xmlns:cx="http://schemas.microsoft.com/office/drawing/2014/chartex" xmlns:cx1="http://schemas.microsoft.com/office/drawing/2015/9/8/chartex" xmlns:cx2="http://schemas.microsoft.com/office/drawing/2015/10/21/chartex" xmlns:cx3="http://schemas.microsoft.com/office/drawing/2016/5/9/chartex" xmlns:cx4="http://schemas.microsoft.com/office/drawing/2016/5/10/chartex" xmlns:cx5="http://schemas.microsoft.com/office/drawing/2016/5/11/chartex" xmlns:cx6="http://schemas.microsoft.com/office/drawing/2016/5/12/chartex" xmlns:cx7="http://schemas.microsoft.com/office/drawing/2016/5/13/chartex" xmlns:cx8="http://schemas.microsoft.com/office/drawing/2016/5/14/chartex" xmlns:mc="http://schemas.openxmlformats.org/markup-compatibility/2006" xmlns:aink="http://schemas.microsoft.com/office/drawing/2016/ink" xmlns:am3d="http://schemas.microsoft.com/office/drawing/2017/model3d" xmlns:o="urn:schemas-microsoft-com:office:office" xmlns:oel="http://schemas.microsoft.com/office/2019/extlst" xmlns:r="http://schemas.openxmlformats.org/officeDocument/2006/relationships" xmlns:m="http://schemas.openxmlformats.org/officeDocument/2006/math" xmlns:v="urn:schemas-microsoft-com:vml" xmlns:wp14="http://schemas.microsoft.com/office/word/2010/wordprocessingDrawing" xmlns:wp="http://schemas.openxmlformats.org/drawingml/2006/wordprocessingDrawing" xmlns:w10="urn:schemas-microsoft-com:office:word" xmlns:w="http://schemas.openxmlformats.org/wordprocessingml/2006/main" xmlns:w14="http://schemas.microsoft.com/office/word/2010/wordml" xmlns:w15="http://schemas.microsoft.com/office/word/2012/wordml" xmlns:w16cex="http://schemas.microsoft.com/office/word/2018/wordml/cex" xmlns:w16cid="http://schemas.microsoft.com/office/word/2016/wordml/cid" xmlns:w16="http://schemas.microsoft.com/office/word/2018/wordml" xmlns:w16du="http://schemas.microsoft.com/office/word/2023/wordml/word16du" xmlns:w16sdtdh="http://schemas.microsoft.com/office/word/2020/wordml/sdtdatahash" xmlns:w16sdtfl="http://schemas.microsoft.com/office/word/2024/wordml/sdtformatlock" xmlns:w16se="http://schemas.microsoft.com/office/word/2015/wordml/symex" xmlns:wpg="http://schemas.microsoft.com/office/word/2010/wordprocessingGroup" xmlns:wpi="http://schemas.microsoft.com/office/word/2010/wordprocessingInk" xmlns:wne="http://schemas.microsoft.com/office/word/2006/wordml" xmlns:wps="http://schemas.microsoft.com/office/word/2010/wordprocessingShape" mc:Ignorable="w14 w15 w16se w16cid w16 w16cex w16sdtdh w16sdtfl w16du wp14">
   <w:body>
     <w:p>
       <w:r>
@@ -168,7 +168,7 @@
     </w:p>
     <w:p>
       <w:r>
-        <w:t>Detta dokument behandlar höga naturvärden i avverkningsanmälan A 53688-2025 i Ljusdals kommun. Denna avverkningsanmälan inkom 2025-10-30 13:54:12 och omfattar 16,2 ha.</w:t>
+        <w:t>Detta dokument behandlar höga naturvärden i avverkningsanmälan A 53688-2025 i Ljusdals kommun som inkom 2025-10-30 och omfattar 16,2 ha.</w:t>
       </w:r>
     </w:p>
     <w:p>
@@ -191,12 +191,15 @@
     </w:p>
     <w:p>
       <w:r>
-        <w:t>I avverkningsanmälan har följande 12 naturvårdsarter hittats: blanksvart spiklav (NT), blågrå svartspik (NT), garnlav (NT), kolflarnlav (NT), kortskaftad ärgspik (NT), mörk kolflarnlav (NT), tretåig hackspett (NT, §4), vedflamlav (NT), vedskivlav (NT), violettgrå tagellav (NT), nästlav (S) och lavskrika (§4). Av dessa är 10 rödlistade. För rödlistade arter har rödlistekategorin angivits inom parentes. Arter som är signalarter enligt Skogsstyrelsen har markerats med (S). För fridlysta arter anges även paragrafen i Artskyddsförordningen som arten är fridlyst enligt.</w:t>
+        <w:t>I och inom 14 meter från avverkningsanmälan har följande 12 naturvårdsarter hittats: garnlav (VU, T), blanksvart spiklav (NT), blågrå svartspik (NT), kolflarnlav (NT, T), kortskaftad ärgspik (NT), lavskrika (NT, T, §4), mörk kolflarnlav (NT), tretåig hackspett (NT, T, §4), vedflamlav (NT), vedskivlav (NT, T), violettgrå tagellav (NT, T) och nästlav (S, T). Av dessa är 11 rödlistade. För rödlistade arter har rödlistekategorin angivits inom parentes. Arter som är signalarter enligt Skogsstyrelsen har markerats med (S). Typiska arter inom Natura 2000 som är kopplade till skogsekosystem har markerats med (T). För fridlysta arter anges även paragrafen i Artskyddsförordningen som arten är fridlyst enligt.</w:t>
       </w:r>
     </w:p>
     <w:p>
       <w:r>
-        <w:t>De påträffade naturvårdsarterna är ett tydligt kvitto på att detta rör sig om en skog med höga naturvärden. I Figur 1 visas en karta över det avverkningsanmälda området, där samtliga fyndplatser för naturvårdsarter som finns registrerade på Artportalen har markerats.</w:t>
+        <w:t>De påträffade naturvårdsarterna är ett tydligt kvitto på att det rör sig om en skog med höga naturvärden.</w:t>
+      </w:r>
+      <w:r>
+        <w:t xml:space="preserve"> I Figur 1 visas fyndplatser för naturvårdsarter i området, som finns registrerade på Artportalen.</w:t>
       </w:r>
     </w:p>
     <w:p>
@@ -206,7 +209,7 @@
       <w:r>
         <w:drawing>
           <wp:inline xmlns:a="http://schemas.openxmlformats.org/drawingml/2006/main" xmlns:pic="http://schemas.openxmlformats.org/drawingml/2006/picture">
-            <wp:extent cx="5486400" cy="7524407"/>
+            <wp:extent cx="4374482" cy="5688000"/>
             <wp:docPr id="1" name="Picture 1"/>
             <wp:cNvGraphicFramePr>
               <a:graphicFrameLocks noChangeAspect="1"/>
@@ -227,7 +230,7 @@
                   <pic:spPr>
                     <a:xfrm>
                       <a:off x="0" y="0"/>
-                      <a:ext cx="5486400" cy="7524407"/>
+                      <a:ext cx="4374482" cy="5688000"/>
                     </a:xfrm>
                     <a:prstGeom prst="rect"/>
                   </pic:spPr>
@@ -241,9 +244,99 @@
     <w:p>
       <w:pPr>
         <w:pStyle w:val="Caption"/>
+        <w:spacing w:after="240"/>
       </w:pPr>
       <w:r>
-        <w:t>Figur 1. Fyndplatser för naturvårdsarter i det avverkningsanmälda området (röd linje). Markörer utan svart kant är placerade på fyndplatsen. Markörer med svart kant är placerade vid sidan av fyndplatsen och har ett svart streck som visar fyndplatsens exakta position. Kartans mittpunktskoordinat är N 6830966, E 475520 i SWEREF 99 TM.</w:t>
+        <w:t>Figur 1. Fyndplatser för naturvårdsarter i och inom 14 meter från avverkningsanmälan (röd linje). Markörer utan svart kant är placerade på fyndplatsen. Markörer med svart kant är placerade vid sidan av fyndplatsen och har ett svart streck som visar fyndplatsens exakta position. Kartans mittpunktskoordinat är N 6830966, E 475520 i SWEREF 99 TM.</w:t>
+      </w:r>
+    </w:p>
+    <w:p>
+      <w:pPr>
+        <w:pStyle w:val="Heading2"/>
+      </w:pPr>
+      <w:r>
+        <w:t>Fridlysta arter</w:t>
+      </w:r>
+    </w:p>
+    <w:p>
+      <w:r>
+        <w:t>Följande fridlysta arter har sina livsmiljöer och växtplatser i den avverkningsanmälda skogen: lavskrika (NT, T, §4) och tretåig hackspett (NT, T, §4).</w:t>
+      </w:r>
+    </w:p>
+    <w:p>
+      <w:r>
+        <w:t xml:space="preserve">Observera att medlemsländerna är skyldiga att agera i enlighet med EU:s fågeldirektiv där det uttryckligen står att direktivet gäller för fåglar samt för deras ägg, bon och </w:t>
+      </w:r>
+      <w:r>
+        <w:rPr>
+          <w:b/>
+        </w:rPr>
+        <w:t xml:space="preserve">livsmiljöer </w:t>
+      </w:r>
+      <w:r>
+        <w:t>(artikel 1). Vidare att de åtgärder som vidtas inte får leda till en försämring av den nuvarande situationen beträffande bevarandet av de fågelarter som avses i artikel 1 (artikel 13). Fågeldirektivet är styrande för tillsynsansvariga myndigheters ärendehantering, ställningstaganden och beslutsfattande.</w:t>
+      </w:r>
+    </w:p>
+    <w:p>
+      <w:r>
+        <w:rPr>
+          <w:b/>
+        </w:rPr>
+        <w:t>Lavskrika (NT, §4)</w:t>
+      </w:r>
+      <w:r>
+        <w:t xml:space="preserve"> är rödlistad som nära hotad och fridlyst enligt 4§ artskyddsförordningen. Den har minskat med 20 (10–30) % under de senaste 15 åren och minskningstakten bedöms vara nära gränsvärdet för sårbar (VU). Lavskrikan är en mycket stationär fågel, som häckar i äldre, slutna och hänglavsrika barrskogar. Nyckelfaktorer är flerskiktad skog med rik undervegetation samt riklig förekomst av hänglavar. Reviren är livslånga med hemområden som varierar mellan 50 och 150 ha. Inom ett revir av hög kvalitet finns det som regel ett eller flera kärnområden (1–20 ha) med relativt tät flerskiktad granskog. Arten missgynnas när flerskiktad skog omförs till enskiktade bestånd och även röjning och hård gallring är starkt negativt. Lavskrikan har relativt stora hemområden och försvinner när den äldre skogen fragmenteras, särskilt allvarligt är när kärnområdena avverkas. Den försvinner successivt framför allt vid dess utbredningsgränser och populationen har minskat kontinuerligt under 2000-talet. Lavskrika är typisk art för </w:t>
+      </w:r>
+      <w:r>
+        <w:rPr>
+          <w:i/>
+        </w:rPr>
+        <w:t>9010 Taiga</w:t>
+      </w:r>
+      <w:r>
+        <w:t xml:space="preserve"> (SLU Artdatabanken, 2026; Skogsstyrelsen 2016).</w:t>
+      </w:r>
+    </w:p>
+    <w:p>
+      <w:r>
+        <w:rPr>
+          <w:b/>
+        </w:rPr>
+        <w:t>Tretåig hackspett (NT, §4)</w:t>
+      </w:r>
+      <w:r>
+        <w:t xml:space="preserve"> är rödlistad som nära hotad och ingår i bilaga 1 i EU:s fågeldirektiv. Tretåig hackspett är för sin överlevnad beroende av kontinuerlig tillförsel av äldre döende och död ved, som sker genom naturliga självgallringsprocesser i äldre grannaturskogar och barrblandade naturskogar. Om en skog genom skogsbruk gallras eller glesas ur så upphör och uteblir i stort sett den naturliga självgallringsprocessen för mycket lång tid framöver vilket omöjliggör upprätthållandet av den kontinuerliga ekologiska funktionen i ett område. Det finns studier som visar att naturskogens självgallringsprocess som den tretåiga hackspetten är beroende av, inte kan ersättas med efterlämnad hänsyn i skogsbruket (Imbeau &amp; Desrochers, 2002). Storleken på häckningsreviret varierar med skogstypen, förekomsten av död ved och graden av fragmentering, men är i allmänhet i storleksordningen 25–100 hektar. Vintertid krävs ofta betydligt större områden och det finns studier som antyder att arten behöver minst 100 hektar äldre skog. I områden med låg bonitet kan det behövas över 200 hektar lämpligt habitat för att ett par ska kunna reproducera sig. Områden med dokumenterad permanent förekomst i naturskogsmiljöer har vanligen så stora naturvärden att skogsbruk är olämpligt. Tretåig hackspett är typisk art för </w:t>
+      </w:r>
+      <w:r>
+        <w:rPr>
+          <w:i/>
+        </w:rPr>
+        <w:t xml:space="preserve">9010 Taiga, 9740 Skogsbevuxen myr, 9030 Landhöjningsskog </w:t>
+      </w:r>
+      <w:r>
+        <w:t xml:space="preserve">och </w:t>
+      </w:r>
+      <w:r>
+        <w:rPr>
+          <w:i/>
+        </w:rPr>
+        <w:t>9040 Fjällbjörkskog</w:t>
+      </w:r>
+      <w:r>
+        <w:t xml:space="preserve"> (Skogsstyrelsen, 2016; SLU Artdatabanken, 2024).</w:t>
+      </w:r>
+    </w:p>
+    <w:p>
+      <w:r>
+        <w:t>I BILAGA 1 finns mer detaljerad information om ekologi samt krav på livsmiljö hos fridlysta arter.</w:t>
+      </w:r>
+    </w:p>
+    <w:p>
+      <w:pPr>
+        <w:pStyle w:val="Heading2"/>
+      </w:pPr>
+      <w:r>
+        <w:t>Övriga naturvårdsarter</w:t>
       </w:r>
     </w:p>
     <w:p>
@@ -424,87 +517,6 @@
         <w:pStyle w:val="Heading1"/>
       </w:pPr>
       <w:r>
-        <w:t>Fridlysta arter</w:t>
-      </w:r>
-    </w:p>
-    <w:p>
-      <w:r>
-        <w:t>Följande fridlysta arter har sina livsmiljöer och växtplatser i den avverkningsanmälda skogen: tretåig hackspett (NT, §4) och lavskrika (§4).</w:t>
-      </w:r>
-    </w:p>
-    <w:p>
-      <w:r>
-        <w:t xml:space="preserve">Observera att medlemsländerna är skyldiga att agera i enlighet med EU:s fågeldirektiv där det uttryckligen står att direktivet gäller för fåglar samt för deras ägg, bon och </w:t>
-      </w:r>
-      <w:r>
-        <w:rPr>
-          <w:b/>
-        </w:rPr>
-        <w:t xml:space="preserve">livsmiljöer </w:t>
-      </w:r>
-      <w:r>
-        <w:t>(artikel 1). Vidare att de åtgärder som vidtas inte får leda till en försämring av den nuvarande situationen beträffande bevarandet av de fågelarter som avses i artikel 1 (artikel 13). Fågeldirektivet är styrande för tillsynsansvariga myndigheters ärendehantering, ställningstaganden och beslutsfattande.</w:t>
-      </w:r>
-    </w:p>
-    <w:p>
-      <w:r>
-        <w:rPr>
-          <w:b/>
-        </w:rPr>
-        <w:t>Lavskrika (NT, §4)</w:t>
-      </w:r>
-      <w:r>
-        <w:t xml:space="preserve"> är rödlistad som nära hotad och fridlyst enligt 4§ artskyddsförordningen. Den har minskat med 20 (10–30) % under de senaste 15 åren och minskningstakten bedöms vara nära gränsvärdet för sårbar (VU). Lavskrikan är en mycket stationär fågel, som häckar i äldre, slutna och hänglavsrika barrskogar. Nyckelfaktorer är flerskiktad skog med rik undervegetation samt riklig förekomst av hänglavar. Reviren är livslånga med hemområden som varierar mellan 50 och 150 ha. Inom ett revir av hög kvalitet finns det som regel ett eller flera kärnområden (1–20 ha) med relativt tät flerskiktad granskog. Arten missgynnas när flerskiktad skog omförs till enskiktade bestånd och även röjning och hård gallring är starkt negativt. Lavskrikan har relativt stora hemområden och försvinner när den äldre skogen fragmenteras, särskilt allvarligt är när kärnområdena avverkas. Den försvinner successivt framför allt vid dess utbredningsgränser och populationen har minskat kontinuerligt under 2000-talet. Lavskrika är typisk art för </w:t>
-      </w:r>
-      <w:r>
-        <w:rPr>
-          <w:i/>
-        </w:rPr>
-        <w:t>9010 Taiga</w:t>
-      </w:r>
-      <w:r>
-        <w:t xml:space="preserve"> (SLU Artdatabanken, 2026; Skogsstyrelsen 2016).</w:t>
-      </w:r>
-    </w:p>
-    <w:p>
-      <w:r>
-        <w:rPr>
-          <w:b/>
-        </w:rPr>
-        <w:t>Tretåig hackspett (NT, §4)</w:t>
-      </w:r>
-      <w:r>
-        <w:t xml:space="preserve"> är rödlistad som nära hotad och ingår i bilaga 1 i EU:s fågeldirektiv. Tretåig hackspett är för sin överlevnad beroende av kontinuerlig tillförsel av äldre döende och död ved, som sker genom naturliga självgallringsprocesser i äldre grannaturskogar och barrblandade naturskogar. Om en skog genom skogsbruk gallras eller glesas ur så upphör och uteblir i stort sett den naturliga självgallringsprocessen för mycket lång tid framöver vilket omöjliggör upprätthållandet av den kontinuerliga ekologiska funktionen i ett område. Det finns studier som visar att naturskogens självgallringsprocess som den tretåiga hackspetten är beroende av, inte kan ersättas med efterlämnad hänsyn i skogsbruket (Imbeau &amp; Desrochers, 2002). Storleken på häckningsreviret varierar med skogstypen, förekomsten av död ved och graden av fragmentering, men är i allmänhet i storleksordningen 25–100 hektar. Vintertid krävs ofta betydligt större områden och det finns studier som antyder att arten behöver minst 100 hektar äldre skog. I områden med låg bonitet kan det behövas över 200 hektar lämpligt habitat för att ett par ska kunna reproducera sig. Områden med dokumenterad permanent förekomst i naturskogsmiljöer har vanligen så stora naturvärden att skogsbruk är olämpligt. Tretåig hackspett är typisk art för </w:t>
-      </w:r>
-      <w:r>
-        <w:rPr>
-          <w:i/>
-        </w:rPr>
-        <w:t xml:space="preserve">9010 Taiga, 9740 Skogsbevuxen myr, 9030 Landhöjningsskog </w:t>
-      </w:r>
-      <w:r>
-        <w:t xml:space="preserve">och </w:t>
-      </w:r>
-      <w:r>
-        <w:rPr>
-          <w:i/>
-        </w:rPr>
-        <w:t>9040 Fjällbjörkskog</w:t>
-      </w:r>
-      <w:r>
-        <w:t xml:space="preserve"> (Skogsstyrelsen, 2016; SLU Artdatabanken, 2024).</w:t>
-      </w:r>
-    </w:p>
-    <w:p>
-      <w:r>
-        <w:t>I BILAGA 1 finns mer detaljerad information om ekologi samt krav på livsmiljö hos fridlysta arter.</w:t>
-      </w:r>
-    </w:p>
-    <w:p>
-      <w:pPr>
-        <w:pStyle w:val="Heading1"/>
-      </w:pPr>
-      <w:r>
         <w:t>Certifiering</w:t>
       </w:r>
     </w:p>
@@ -606,7 +618,7 @@
         <w:rPr>
           <w:i/>
         </w:rPr>
-        <w:t>I det avverkningsanmälda skogsområdet har 12 naturvårdsarter varav 10 rödlistade arter sina livsmiljöer och växtplatser.</w:t>
+        <w:t>I det avverkningsanmälda skogsområdet har 12 naturvårdsarter varav 11 rödlistade arter sina livsmiljöer och växtplatser.</w:t>
       </w:r>
     </w:p>
     <w:p>
@@ -1111,7 +1123,7 @@
 </file>
 
 <file path=word/endnotes.xml><?xml version="1.0" encoding="utf-8"?>
-<w:endnotes xmlns:wpc="http://schemas.microsoft.com/office/word/2010/wordprocessingCanvas" xmlns:cx="http://schemas.microsoft.com/office/drawing/2014/chartex" xmlns:cx1="http://schemas.microsoft.com/office/drawing/2015/9/8/chartex" xmlns:cx2="http://schemas.microsoft.com/office/drawing/2015/10/21/chartex" xmlns:cx3="http://schemas.microsoft.com/office/drawing/2016/5/9/chartex" xmlns:cx4="http://schemas.microsoft.com/office/drawing/2016/5/10/chartex" xmlns:cx5="http://schemas.microsoft.com/office/drawing/2016/5/11/chartex" xmlns:cx6="http://schemas.microsoft.com/office/drawing/2016/5/12/chartex" xmlns:cx7="http://schemas.microsoft.com/office/drawing/2016/5/13/chartex" xmlns:cx8="http://schemas.microsoft.com/office/drawing/2016/5/14/chartex" xmlns:mc="http://schemas.openxmlformats.org/markup-compatibility/2006" xmlns:aink="http://schemas.microsoft.com/office/drawing/2016/ink" xmlns:am3d="http://schemas.microsoft.com/office/drawing/2017/model3d" xmlns:o="urn:schemas-microsoft-com:office:office" xmlns:oel="http://schemas.microsoft.com/office/2019/extlst" xmlns:r="http://schemas.openxmlformats.org/officeDocument/2006/relationships" xmlns:m="http://schemas.openxmlformats.org/officeDocument/2006/math" xmlns:v="urn:schemas-microsoft-com:vml" xmlns:wp14="http://schemas.microsoft.com/office/word/2010/wordprocessingDrawing" xmlns:wp="http://schemas.openxmlformats.org/drawingml/2006/wordprocessingDrawing" xmlns:w10="urn:schemas-microsoft-com:office:word" xmlns:w="http://schemas.openxmlformats.org/wordprocessingml/2006/main" xmlns:w14="http://schemas.microsoft.com/office/word/2010/wordml" xmlns:w15="http://schemas.microsoft.com/office/word/2012/wordml" xmlns:w16cex="http://schemas.microsoft.com/office/word/2018/wordml/cex" xmlns:w16cid="http://schemas.microsoft.com/office/word/2016/wordml/cid" xmlns:w16="http://schemas.microsoft.com/office/word/2018/wordml" xmlns:w16sdtdh="http://schemas.microsoft.com/office/word/2020/wordml/sdtdatahash" xmlns:w16se="http://schemas.microsoft.com/office/word/2015/wordml/symex" xmlns:wpg="http://schemas.microsoft.com/office/word/2010/wordprocessingGroup" xmlns:wpi="http://schemas.microsoft.com/office/word/2010/wordprocessingInk" xmlns:wne="http://schemas.microsoft.com/office/word/2006/wordml" xmlns:wps="http://schemas.microsoft.com/office/word/2010/wordprocessingShape" mc:Ignorable="w14 w15 w16se w16cid w16 w16cex w16sdtdh wp14">
+<w:endnotes xmlns:wpc="http://schemas.microsoft.com/office/word/2010/wordprocessingCanvas" xmlns:cx="http://schemas.microsoft.com/office/drawing/2014/chartex" xmlns:cx1="http://schemas.microsoft.com/office/drawing/2015/9/8/chartex" xmlns:cx2="http://schemas.microsoft.com/office/drawing/2015/10/21/chartex" xmlns:cx3="http://schemas.microsoft.com/office/drawing/2016/5/9/chartex" xmlns:cx4="http://schemas.microsoft.com/office/drawing/2016/5/10/chartex" xmlns:cx5="http://schemas.microsoft.com/office/drawing/2016/5/11/chartex" xmlns:cx6="http://schemas.microsoft.com/office/drawing/2016/5/12/chartex" xmlns:cx7="http://schemas.microsoft.com/office/drawing/2016/5/13/chartex" xmlns:cx8="http://schemas.microsoft.com/office/drawing/2016/5/14/chartex" xmlns:mc="http://schemas.openxmlformats.org/markup-compatibility/2006" xmlns:aink="http://schemas.microsoft.com/office/drawing/2016/ink" xmlns:am3d="http://schemas.microsoft.com/office/drawing/2017/model3d" xmlns:o="urn:schemas-microsoft-com:office:office" xmlns:oel="http://schemas.microsoft.com/office/2019/extlst" xmlns:r="http://schemas.openxmlformats.org/officeDocument/2006/relationships" xmlns:m="http://schemas.openxmlformats.org/officeDocument/2006/math" xmlns:v="urn:schemas-microsoft-com:vml" xmlns:wp14="http://schemas.microsoft.com/office/word/2010/wordprocessingDrawing" xmlns:wp="http://schemas.openxmlformats.org/drawingml/2006/wordprocessingDrawing" xmlns:w10="urn:schemas-microsoft-com:office:word" xmlns:w="http://schemas.openxmlformats.org/wordprocessingml/2006/main" xmlns:w14="http://schemas.microsoft.com/office/word/2010/wordml" xmlns:w15="http://schemas.microsoft.com/office/word/2012/wordml" xmlns:w16cex="http://schemas.microsoft.com/office/word/2018/wordml/cex" xmlns:w16cid="http://schemas.microsoft.com/office/word/2016/wordml/cid" xmlns:w16="http://schemas.microsoft.com/office/word/2018/wordml" xmlns:w16du="http://schemas.microsoft.com/office/word/2023/wordml/word16du" xmlns:w16sdtdh="http://schemas.microsoft.com/office/word/2020/wordml/sdtdatahash" xmlns:w16sdtfl="http://schemas.microsoft.com/office/word/2024/wordml/sdtformatlock" xmlns:w16se="http://schemas.microsoft.com/office/word/2015/wordml/symex" xmlns:wpg="http://schemas.microsoft.com/office/word/2010/wordprocessingGroup" xmlns:wpi="http://schemas.microsoft.com/office/word/2010/wordprocessingInk" xmlns:wne="http://schemas.microsoft.com/office/word/2006/wordml" xmlns:wps="http://schemas.microsoft.com/office/word/2010/wordprocessingShape" mc:Ignorable="w14 w15 w16se w16cid w16 w16cex w16sdtdh w16sdtfl w16du wp14">
   <w:endnote w:type="separator" w:id="-1">
     <w:p>
       <w:pPr>
@@ -1136,7 +1148,7 @@
 </file>
 
 <file path=word/footer1.xml><?xml version="1.0" encoding="utf-8"?>
-<w:ftr xmlns:wpc="http://schemas.microsoft.com/office/word/2010/wordprocessingCanvas" xmlns:cx="http://schemas.microsoft.com/office/drawing/2014/chartex" xmlns:cx1="http://schemas.microsoft.com/office/drawing/2015/9/8/chartex" xmlns:cx2="http://schemas.microsoft.com/office/drawing/2015/10/21/chartex" xmlns:cx3="http://schemas.microsoft.com/office/drawing/2016/5/9/chartex" xmlns:cx4="http://schemas.microsoft.com/office/drawing/2016/5/10/chartex" xmlns:cx5="http://schemas.microsoft.com/office/drawing/2016/5/11/chartex" xmlns:cx6="http://schemas.microsoft.com/office/drawing/2016/5/12/chartex" xmlns:cx7="http://schemas.microsoft.com/office/drawing/2016/5/13/chartex" xmlns:cx8="http://schemas.microsoft.com/office/drawing/2016/5/14/chartex" xmlns:mc="http://schemas.openxmlformats.org/markup-compatibility/2006" xmlns:aink="http://schemas.microsoft.com/office/drawing/2016/ink" xmlns:am3d="http://schemas.microsoft.com/office/drawing/2017/model3d" xmlns:o="urn:schemas-microsoft-com:office:office" xmlns:oel="http://schemas.microsoft.com/office/2019/extlst" xmlns:r="http://schemas.openxmlformats.org/officeDocument/2006/relationships" xmlns:m="http://schemas.openxmlformats.org/officeDocument/2006/math" xmlns:v="urn:schemas-microsoft-com:vml" xmlns:wp14="http://schemas.microsoft.com/office/word/2010/wordprocessingDrawing" xmlns:wp="http://schemas.openxmlformats.org/drawingml/2006/wordprocessingDrawing" xmlns:w10="urn:schemas-microsoft-com:office:word" xmlns:w="http://schemas.openxmlformats.org/wordprocessingml/2006/main" xmlns:w14="http://schemas.microsoft.com/office/word/2010/wordml" xmlns:w15="http://schemas.microsoft.com/office/word/2012/wordml" xmlns:w16cex="http://schemas.microsoft.com/office/word/2018/wordml/cex" xmlns:w16cid="http://schemas.microsoft.com/office/word/2016/wordml/cid" xmlns:w16="http://schemas.microsoft.com/office/word/2018/wordml" xmlns:w16sdtdh="http://schemas.microsoft.com/office/word/2020/wordml/sdtdatahash" xmlns:w16se="http://schemas.microsoft.com/office/word/2015/wordml/symex" xmlns:wpg="http://schemas.microsoft.com/office/word/2010/wordprocessingGroup" xmlns:wpi="http://schemas.microsoft.com/office/word/2010/wordprocessingInk" xmlns:wne="http://schemas.microsoft.com/office/word/2006/wordml" xmlns:wps="http://schemas.microsoft.com/office/word/2010/wordprocessingShape" mc:Ignorable="w14 w15 w16se w16cid w16 w16cex w16sdtdh wp14">
+<w:ftr xmlns:wpc="http://schemas.microsoft.com/office/word/2010/wordprocessingCanvas" xmlns:cx="http://schemas.microsoft.com/office/drawing/2014/chartex" xmlns:cx1="http://schemas.microsoft.com/office/drawing/2015/9/8/chartex" xmlns:cx2="http://schemas.microsoft.com/office/drawing/2015/10/21/chartex" xmlns:cx3="http://schemas.microsoft.com/office/drawing/2016/5/9/chartex" xmlns:cx4="http://schemas.microsoft.com/office/drawing/2016/5/10/chartex" xmlns:cx5="http://schemas.microsoft.com/office/drawing/2016/5/11/chartex" xmlns:cx6="http://schemas.microsoft.com/office/drawing/2016/5/12/chartex" xmlns:cx7="http://schemas.microsoft.com/office/drawing/2016/5/13/chartex" xmlns:cx8="http://schemas.microsoft.com/office/drawing/2016/5/14/chartex" xmlns:mc="http://schemas.openxmlformats.org/markup-compatibility/2006" xmlns:aink="http://schemas.microsoft.com/office/drawing/2016/ink" xmlns:am3d="http://schemas.microsoft.com/office/drawing/2017/model3d" xmlns:o="urn:schemas-microsoft-com:office:office" xmlns:oel="http://schemas.microsoft.com/office/2019/extlst" xmlns:r="http://schemas.openxmlformats.org/officeDocument/2006/relationships" xmlns:m="http://schemas.openxmlformats.org/officeDocument/2006/math" xmlns:v="urn:schemas-microsoft-com:vml" xmlns:wp14="http://schemas.microsoft.com/office/word/2010/wordprocessingDrawing" xmlns:wp="http://schemas.openxmlformats.org/drawingml/2006/wordprocessingDrawing" xmlns:w10="urn:schemas-microsoft-com:office:word" xmlns:w="http://schemas.openxmlformats.org/wordprocessingml/2006/main" xmlns:w14="http://schemas.microsoft.com/office/word/2010/wordml" xmlns:w15="http://schemas.microsoft.com/office/word/2012/wordml" xmlns:w16cex="http://schemas.microsoft.com/office/word/2018/wordml/cex" xmlns:w16cid="http://schemas.microsoft.com/office/word/2016/wordml/cid" xmlns:w16="http://schemas.microsoft.com/office/word/2018/wordml" xmlns:w16du="http://schemas.microsoft.com/office/word/2023/wordml/word16du" xmlns:w16sdtdh="http://schemas.microsoft.com/office/word/2020/wordml/sdtdatahash" xmlns:w16sdtfl="http://schemas.microsoft.com/office/word/2024/wordml/sdtformatlock" xmlns:w16se="http://schemas.microsoft.com/office/word/2015/wordml/symex" xmlns:wpg="http://schemas.microsoft.com/office/word/2010/wordprocessingGroup" xmlns:wpi="http://schemas.microsoft.com/office/word/2010/wordprocessingInk" xmlns:wne="http://schemas.microsoft.com/office/word/2006/wordml" xmlns:wps="http://schemas.microsoft.com/office/word/2010/wordprocessingShape" mc:Ignorable="w14 w15 w16se w16cid w16 w16cex w16sdtdh w16sdtfl w16du wp14">
   <w:p>
     <w:pPr>
       <w:pStyle w:val="Footer"/>
@@ -1146,7 +1158,7 @@
 </file>
 
 <file path=word/footer2.xml><?xml version="1.0" encoding="utf-8"?>
-<w:ftr xmlns:wpc="http://schemas.microsoft.com/office/word/2010/wordprocessingCanvas" xmlns:cx="http://schemas.microsoft.com/office/drawing/2014/chartex" xmlns:cx1="http://schemas.microsoft.com/office/drawing/2015/9/8/chartex" xmlns:cx2="http://schemas.microsoft.com/office/drawing/2015/10/21/chartex" xmlns:cx3="http://schemas.microsoft.com/office/drawing/2016/5/9/chartex" xmlns:cx4="http://schemas.microsoft.com/office/drawing/2016/5/10/chartex" xmlns:cx5="http://schemas.microsoft.com/office/drawing/2016/5/11/chartex" xmlns:cx6="http://schemas.microsoft.com/office/drawing/2016/5/12/chartex" xmlns:cx7="http://schemas.microsoft.com/office/drawing/2016/5/13/chartex" xmlns:cx8="http://schemas.microsoft.com/office/drawing/2016/5/14/chartex" xmlns:mc="http://schemas.openxmlformats.org/markup-compatibility/2006" xmlns:aink="http://schemas.microsoft.com/office/drawing/2016/ink" xmlns:am3d="http://schemas.microsoft.com/office/drawing/2017/model3d" xmlns:o="urn:schemas-microsoft-com:office:office" xmlns:oel="http://schemas.microsoft.com/office/2019/extlst" xmlns:r="http://schemas.openxmlformats.org/officeDocument/2006/relationships" xmlns:m="http://schemas.openxmlformats.org/officeDocument/2006/math" xmlns:v="urn:schemas-microsoft-com:vml" xmlns:wp14="http://schemas.microsoft.com/office/word/2010/wordprocessingDrawing" xmlns:wp="http://schemas.openxmlformats.org/drawingml/2006/wordprocessingDrawing" xmlns:w10="urn:schemas-microsoft-com:office:word" xmlns:w="http://schemas.openxmlformats.org/wordprocessingml/2006/main" xmlns:w14="http://schemas.microsoft.com/office/word/2010/wordml" xmlns:w15="http://schemas.microsoft.com/office/word/2012/wordml" xmlns:w16cex="http://schemas.microsoft.com/office/word/2018/wordml/cex" xmlns:w16cid="http://schemas.microsoft.com/office/word/2016/wordml/cid" xmlns:w16="http://schemas.microsoft.com/office/word/2018/wordml" xmlns:w16sdtdh="http://schemas.microsoft.com/office/word/2020/wordml/sdtdatahash" xmlns:w16se="http://schemas.microsoft.com/office/word/2015/wordml/symex" xmlns:wpg="http://schemas.microsoft.com/office/word/2010/wordprocessingGroup" xmlns:wpi="http://schemas.microsoft.com/office/word/2010/wordprocessingInk" xmlns:wne="http://schemas.microsoft.com/office/word/2006/wordml" xmlns:wps="http://schemas.microsoft.com/office/word/2010/wordprocessingShape" mc:Ignorable="w14 w15 w16se w16cid w16 w16cex w16sdtdh wp14">
+<w:ftr xmlns:wpc="http://schemas.microsoft.com/office/word/2010/wordprocessingCanvas" xmlns:cx="http://schemas.microsoft.com/office/drawing/2014/chartex" xmlns:cx1="http://schemas.microsoft.com/office/drawing/2015/9/8/chartex" xmlns:cx2="http://schemas.microsoft.com/office/drawing/2015/10/21/chartex" xmlns:cx3="http://schemas.microsoft.com/office/drawing/2016/5/9/chartex" xmlns:cx4="http://schemas.microsoft.com/office/drawing/2016/5/10/chartex" xmlns:cx5="http://schemas.microsoft.com/office/drawing/2016/5/11/chartex" xmlns:cx6="http://schemas.microsoft.com/office/drawing/2016/5/12/chartex" xmlns:cx7="http://schemas.microsoft.com/office/drawing/2016/5/13/chartex" xmlns:cx8="http://schemas.microsoft.com/office/drawing/2016/5/14/chartex" xmlns:mc="http://schemas.openxmlformats.org/markup-compatibility/2006" xmlns:aink="http://schemas.microsoft.com/office/drawing/2016/ink" xmlns:am3d="http://schemas.microsoft.com/office/drawing/2017/model3d" xmlns:o="urn:schemas-microsoft-com:office:office" xmlns:oel="http://schemas.microsoft.com/office/2019/extlst" xmlns:r="http://schemas.openxmlformats.org/officeDocument/2006/relationships" xmlns:m="http://schemas.openxmlformats.org/officeDocument/2006/math" xmlns:v="urn:schemas-microsoft-com:vml" xmlns:wp14="http://schemas.microsoft.com/office/word/2010/wordprocessingDrawing" xmlns:wp="http://schemas.openxmlformats.org/drawingml/2006/wordprocessingDrawing" xmlns:w10="urn:schemas-microsoft-com:office:word" xmlns:w="http://schemas.openxmlformats.org/wordprocessingml/2006/main" xmlns:w14="http://schemas.microsoft.com/office/word/2010/wordml" xmlns:w15="http://schemas.microsoft.com/office/word/2012/wordml" xmlns:w16cex="http://schemas.microsoft.com/office/word/2018/wordml/cex" xmlns:w16cid="http://schemas.microsoft.com/office/word/2016/wordml/cid" xmlns:w16="http://schemas.microsoft.com/office/word/2018/wordml" xmlns:w16du="http://schemas.microsoft.com/office/word/2023/wordml/word16du" xmlns:w16sdtdh="http://schemas.microsoft.com/office/word/2020/wordml/sdtdatahash" xmlns:w16sdtfl="http://schemas.microsoft.com/office/word/2024/wordml/sdtformatlock" xmlns:w16se="http://schemas.microsoft.com/office/word/2015/wordml/symex" xmlns:wpg="http://schemas.microsoft.com/office/word/2010/wordprocessingGroup" xmlns:wpi="http://schemas.microsoft.com/office/word/2010/wordprocessingInk" xmlns:wne="http://schemas.microsoft.com/office/word/2006/wordml" xmlns:wps="http://schemas.microsoft.com/office/word/2010/wordprocessingShape" mc:Ignorable="w14 w15 w16se w16cid w16 w16cex w16sdtdh w16sdtfl w16du wp14">
   <w:p>
     <w:pPr>
       <w:pStyle w:val="Footer"/>
@@ -1156,7 +1168,7 @@
 </file>
 
 <file path=word/footer3.xml><?xml version="1.0" encoding="utf-8"?>
-<w:ftr xmlns:wpc="http://schemas.microsoft.com/office/word/2010/wordprocessingCanvas" xmlns:cx="http://schemas.microsoft.com/office/drawing/2014/chartex" xmlns:cx1="http://schemas.microsoft.com/office/drawing/2015/9/8/chartex" xmlns:cx2="http://schemas.microsoft.com/office/drawing/2015/10/21/chartex" xmlns:cx3="http://schemas.microsoft.com/office/drawing/2016/5/9/chartex" xmlns:cx4="http://schemas.microsoft.com/office/drawing/2016/5/10/chartex" xmlns:cx5="http://schemas.microsoft.com/office/drawing/2016/5/11/chartex" xmlns:cx6="http://schemas.microsoft.com/office/drawing/2016/5/12/chartex" xmlns:cx7="http://schemas.microsoft.com/office/drawing/2016/5/13/chartex" xmlns:cx8="http://schemas.microsoft.com/office/drawing/2016/5/14/chartex" xmlns:mc="http://schemas.openxmlformats.org/markup-compatibility/2006" xmlns:aink="http://schemas.microsoft.com/office/drawing/2016/ink" xmlns:am3d="http://schemas.microsoft.com/office/drawing/2017/model3d" xmlns:o="urn:schemas-microsoft-com:office:office" xmlns:oel="http://schemas.microsoft.com/office/2019/extlst" xmlns:r="http://schemas.openxmlformats.org/officeDocument/2006/relationships" xmlns:m="http://schemas.openxmlformats.org/officeDocument/2006/math" xmlns:v="urn:schemas-microsoft-com:vml" xmlns:wp14="http://schemas.microsoft.com/office/word/2010/wordprocessingDrawing" xmlns:wp="http://schemas.openxmlformats.org/drawingml/2006/wordprocessingDrawing" xmlns:w10="urn:schemas-microsoft-com:office:word" xmlns:w="http://schemas.openxmlformats.org/wordprocessingml/2006/main" xmlns:w14="http://schemas.microsoft.com/office/word/2010/wordml" xmlns:w15="http://schemas.microsoft.com/office/word/2012/wordml" xmlns:w16cex="http://schemas.microsoft.com/office/word/2018/wordml/cex" xmlns:w16cid="http://schemas.microsoft.com/office/word/2016/wordml/cid" xmlns:w16="http://schemas.microsoft.com/office/word/2018/wordml" xmlns:w16sdtdh="http://schemas.microsoft.com/office/word/2020/wordml/sdtdatahash" xmlns:w16se="http://schemas.microsoft.com/office/word/2015/wordml/symex" xmlns:wpg="http://schemas.microsoft.com/office/word/2010/wordprocessingGroup" xmlns:wpi="http://schemas.microsoft.com/office/word/2010/wordprocessingInk" xmlns:wne="http://schemas.microsoft.com/office/word/2006/wordml" xmlns:wps="http://schemas.microsoft.com/office/word/2010/wordprocessingShape" mc:Ignorable="w14 w15 w16se w16cid w16 w16cex w16sdtdh wp14">
+<w:ftr xmlns:wpc="http://schemas.microsoft.com/office/word/2010/wordprocessingCanvas" xmlns:cx="http://schemas.microsoft.com/office/drawing/2014/chartex" xmlns:cx1="http://schemas.microsoft.com/office/drawing/2015/9/8/chartex" xmlns:cx2="http://schemas.microsoft.com/office/drawing/2015/10/21/chartex" xmlns:cx3="http://schemas.microsoft.com/office/drawing/2016/5/9/chartex" xmlns:cx4="http://schemas.microsoft.com/office/drawing/2016/5/10/chartex" xmlns:cx5="http://schemas.microsoft.com/office/drawing/2016/5/11/chartex" xmlns:cx6="http://schemas.microsoft.com/office/drawing/2016/5/12/chartex" xmlns:cx7="http://schemas.microsoft.com/office/drawing/2016/5/13/chartex" xmlns:cx8="http://schemas.microsoft.com/office/drawing/2016/5/14/chartex" xmlns:mc="http://schemas.openxmlformats.org/markup-compatibility/2006" xmlns:aink="http://schemas.microsoft.com/office/drawing/2016/ink" xmlns:am3d="http://schemas.microsoft.com/office/drawing/2017/model3d" xmlns:o="urn:schemas-microsoft-com:office:office" xmlns:oel="http://schemas.microsoft.com/office/2019/extlst" xmlns:r="http://schemas.openxmlformats.org/officeDocument/2006/relationships" xmlns:m="http://schemas.openxmlformats.org/officeDocument/2006/math" xmlns:v="urn:schemas-microsoft-com:vml" xmlns:wp14="http://schemas.microsoft.com/office/word/2010/wordprocessingDrawing" xmlns:wp="http://schemas.openxmlformats.org/drawingml/2006/wordprocessingDrawing" xmlns:w10="urn:schemas-microsoft-com:office:word" xmlns:w="http://schemas.openxmlformats.org/wordprocessingml/2006/main" xmlns:w14="http://schemas.microsoft.com/office/word/2010/wordml" xmlns:w15="http://schemas.microsoft.com/office/word/2012/wordml" xmlns:w16cex="http://schemas.microsoft.com/office/word/2018/wordml/cex" xmlns:w16cid="http://schemas.microsoft.com/office/word/2016/wordml/cid" xmlns:w16="http://schemas.microsoft.com/office/word/2018/wordml" xmlns:w16du="http://schemas.microsoft.com/office/word/2023/wordml/word16du" xmlns:w16sdtdh="http://schemas.microsoft.com/office/word/2020/wordml/sdtdatahash" xmlns:w16sdtfl="http://schemas.microsoft.com/office/word/2024/wordml/sdtformatlock" xmlns:w16se="http://schemas.microsoft.com/office/word/2015/wordml/symex" xmlns:wpg="http://schemas.microsoft.com/office/word/2010/wordprocessingGroup" xmlns:wpi="http://schemas.microsoft.com/office/word/2010/wordprocessingInk" xmlns:wne="http://schemas.microsoft.com/office/word/2006/wordml" xmlns:wps="http://schemas.microsoft.com/office/word/2010/wordprocessingShape" mc:Ignorable="w14 w15 w16se w16cid w16 w16cex w16sdtdh w16sdtfl w16du wp14">
   <w:p>
     <w:pPr>
       <w:pStyle w:val="Footer"/>
@@ -1166,7 +1178,7 @@
 </file>
 
 <file path=word/footnotes.xml><?xml version="1.0" encoding="utf-8"?>
-<w:footnotes xmlns:wpc="http://schemas.microsoft.com/office/word/2010/wordprocessingCanvas" xmlns:cx="http://schemas.microsoft.com/office/drawing/2014/chartex" xmlns:cx1="http://schemas.microsoft.com/office/drawing/2015/9/8/chartex" xmlns:cx2="http://schemas.microsoft.com/office/drawing/2015/10/21/chartex" xmlns:cx3="http://schemas.microsoft.com/office/drawing/2016/5/9/chartex" xmlns:cx4="http://schemas.microsoft.com/office/drawing/2016/5/10/chartex" xmlns:cx5="http://schemas.microsoft.com/office/drawing/2016/5/11/chartex" xmlns:cx6="http://schemas.microsoft.com/office/drawing/2016/5/12/chartex" xmlns:cx7="http://schemas.microsoft.com/office/drawing/2016/5/13/chartex" xmlns:cx8="http://schemas.microsoft.com/office/drawing/2016/5/14/chartex" xmlns:mc="http://schemas.openxmlformats.org/markup-compatibility/2006" xmlns:aink="http://schemas.microsoft.com/office/drawing/2016/ink" xmlns:am3d="http://schemas.microsoft.com/office/drawing/2017/model3d" xmlns:o="urn:schemas-microsoft-com:office:office" xmlns:oel="http://schemas.microsoft.com/office/2019/extlst" xmlns:r="http://schemas.openxmlformats.org/officeDocument/2006/relationships" xmlns:m="http://schemas.openxmlformats.org/officeDocument/2006/math" xmlns:v="urn:schemas-microsoft-com:vml" xmlns:wp14="http://schemas.microsoft.com/office/word/2010/wordprocessingDrawing" xmlns:wp="http://schemas.openxmlformats.org/drawingml/2006/wordprocessingDrawing" xmlns:w10="urn:schemas-microsoft-com:office:word" xmlns:w="http://schemas.openxmlformats.org/wordprocessingml/2006/main" xmlns:w14="http://schemas.microsoft.com/office/word/2010/wordml" xmlns:w15="http://schemas.microsoft.com/office/word/2012/wordml" xmlns:w16cex="http://schemas.microsoft.com/office/word/2018/wordml/cex" xmlns:w16cid="http://schemas.microsoft.com/office/word/2016/wordml/cid" xmlns:w16="http://schemas.microsoft.com/office/word/2018/wordml" xmlns:w16sdtdh="http://schemas.microsoft.com/office/word/2020/wordml/sdtdatahash" xmlns:w16se="http://schemas.microsoft.com/office/word/2015/wordml/symex" xmlns:wpg="http://schemas.microsoft.com/office/word/2010/wordprocessingGroup" xmlns:wpi="http://schemas.microsoft.com/office/word/2010/wordprocessingInk" xmlns:wne="http://schemas.microsoft.com/office/word/2006/wordml" xmlns:wps="http://schemas.microsoft.com/office/word/2010/wordprocessingShape" mc:Ignorable="w14 w15 w16se w16cid w16 w16cex w16sdtdh wp14">
+<w:footnotes xmlns:wpc="http://schemas.microsoft.com/office/word/2010/wordprocessingCanvas" xmlns:cx="http://schemas.microsoft.com/office/drawing/2014/chartex" xmlns:cx1="http://schemas.microsoft.com/office/drawing/2015/9/8/chartex" xmlns:cx2="http://schemas.microsoft.com/office/drawing/2015/10/21/chartex" xmlns:cx3="http://schemas.microsoft.com/office/drawing/2016/5/9/chartex" xmlns:cx4="http://schemas.microsoft.com/office/drawing/2016/5/10/chartex" xmlns:cx5="http://schemas.microsoft.com/office/drawing/2016/5/11/chartex" xmlns:cx6="http://schemas.microsoft.com/office/drawing/2016/5/12/chartex" xmlns:cx7="http://schemas.microsoft.com/office/drawing/2016/5/13/chartex" xmlns:cx8="http://schemas.microsoft.com/office/drawing/2016/5/14/chartex" xmlns:mc="http://schemas.openxmlformats.org/markup-compatibility/2006" xmlns:aink="http://schemas.microsoft.com/office/drawing/2016/ink" xmlns:am3d="http://schemas.microsoft.com/office/drawing/2017/model3d" xmlns:o="urn:schemas-microsoft-com:office:office" xmlns:oel="http://schemas.microsoft.com/office/2019/extlst" xmlns:r="http://schemas.openxmlformats.org/officeDocument/2006/relationships" xmlns:m="http://schemas.openxmlformats.org/officeDocument/2006/math" xmlns:v="urn:schemas-microsoft-com:vml" xmlns:wp14="http://schemas.microsoft.com/office/word/2010/wordprocessingDrawing" xmlns:wp="http://schemas.openxmlformats.org/drawingml/2006/wordprocessingDrawing" xmlns:w10="urn:schemas-microsoft-com:office:word" xmlns:w="http://schemas.openxmlformats.org/wordprocessingml/2006/main" xmlns:w14="http://schemas.microsoft.com/office/word/2010/wordml" xmlns:w15="http://schemas.microsoft.com/office/word/2012/wordml" xmlns:w16cex="http://schemas.microsoft.com/office/word/2018/wordml/cex" xmlns:w16cid="http://schemas.microsoft.com/office/word/2016/wordml/cid" xmlns:w16="http://schemas.microsoft.com/office/word/2018/wordml" xmlns:w16du="http://schemas.microsoft.com/office/word/2023/wordml/word16du" xmlns:w16sdtdh="http://schemas.microsoft.com/office/word/2020/wordml/sdtdatahash" xmlns:w16sdtfl="http://schemas.microsoft.com/office/word/2024/wordml/sdtformatlock" xmlns:w16se="http://schemas.microsoft.com/office/word/2015/wordml/symex" xmlns:wpg="http://schemas.microsoft.com/office/word/2010/wordprocessingGroup" xmlns:wpi="http://schemas.microsoft.com/office/word/2010/wordprocessingInk" xmlns:wne="http://schemas.microsoft.com/office/word/2006/wordml" xmlns:wps="http://schemas.microsoft.com/office/word/2010/wordprocessingShape" mc:Ignorable="w14 w15 w16se w16cid w16 w16cex w16sdtdh w16sdtfl w16du wp14">
   <w:footnote w:type="separator" w:id="-1">
     <w:p>
       <w:pPr>
@@ -1191,7 +1203,7 @@
 </file>
 
 <file path=word/header1.xml><?xml version="1.0" encoding="utf-8"?>
-<w:hdr xmlns:wpc="http://schemas.microsoft.com/office/word/2010/wordprocessingCanvas" xmlns:cx="http://schemas.microsoft.com/office/drawing/2014/chartex" xmlns:cx1="http://schemas.microsoft.com/office/drawing/2015/9/8/chartex" xmlns:cx2="http://schemas.microsoft.com/office/drawing/2015/10/21/chartex" xmlns:cx3="http://schemas.microsoft.com/office/drawing/2016/5/9/chartex" xmlns:cx4="http://schemas.microsoft.com/office/drawing/2016/5/10/chartex" xmlns:cx5="http://schemas.microsoft.com/office/drawing/2016/5/11/chartex" xmlns:cx6="http://schemas.microsoft.com/office/drawing/2016/5/12/chartex" xmlns:cx7="http://schemas.microsoft.com/office/drawing/2016/5/13/chartex" xmlns:cx8="http://schemas.microsoft.com/office/drawing/2016/5/14/chartex" xmlns:mc="http://schemas.openxmlformats.org/markup-compatibility/2006" xmlns:aink="http://schemas.microsoft.com/office/drawing/2016/ink" xmlns:am3d="http://schemas.microsoft.com/office/drawing/2017/model3d" xmlns:o="urn:schemas-microsoft-com:office:office" xmlns:oel="http://schemas.microsoft.com/office/2019/extlst" xmlns:r="http://schemas.openxmlformats.org/officeDocument/2006/relationships" xmlns:m="http://schemas.openxmlformats.org/officeDocument/2006/math" xmlns:v="urn:schemas-microsoft-com:vml" xmlns:wp14="http://schemas.microsoft.com/office/word/2010/wordprocessingDrawing" xmlns:wp="http://schemas.openxmlformats.org/drawingml/2006/wordprocessingDrawing" xmlns:w10="urn:schemas-microsoft-com:office:word" xmlns:w="http://schemas.openxmlformats.org/wordprocessingml/2006/main" xmlns:w14="http://schemas.microsoft.com/office/word/2010/wordml" xmlns:w15="http://schemas.microsoft.com/office/word/2012/wordml" xmlns:w16cex="http://schemas.microsoft.com/office/word/2018/wordml/cex" xmlns:w16cid="http://schemas.microsoft.com/office/word/2016/wordml/cid" xmlns:w16="http://schemas.microsoft.com/office/word/2018/wordml" xmlns:w16sdtdh="http://schemas.microsoft.com/office/word/2020/wordml/sdtdatahash" xmlns:w16se="http://schemas.microsoft.com/office/word/2015/wordml/symex" xmlns:wpg="http://schemas.microsoft.com/office/word/2010/wordprocessingGroup" xmlns:wpi="http://schemas.microsoft.com/office/word/2010/wordprocessingInk" xmlns:wne="http://schemas.microsoft.com/office/word/2006/wordml" xmlns:wps="http://schemas.microsoft.com/office/word/2010/wordprocessingShape" mc:Ignorable="w14 w15 w16se w16cid w16 w16cex w16sdtdh wp14">
+<w:hdr xmlns:wpc="http://schemas.microsoft.com/office/word/2010/wordprocessingCanvas" xmlns:cx="http://schemas.microsoft.com/office/drawing/2014/chartex" xmlns:cx1="http://schemas.microsoft.com/office/drawing/2015/9/8/chartex" xmlns:cx2="http://schemas.microsoft.com/office/drawing/2015/10/21/chartex" xmlns:cx3="http://schemas.microsoft.com/office/drawing/2016/5/9/chartex" xmlns:cx4="http://schemas.microsoft.com/office/drawing/2016/5/10/chartex" xmlns:cx5="http://schemas.microsoft.com/office/drawing/2016/5/11/chartex" xmlns:cx6="http://schemas.microsoft.com/office/drawing/2016/5/12/chartex" xmlns:cx7="http://schemas.microsoft.com/office/drawing/2016/5/13/chartex" xmlns:cx8="http://schemas.microsoft.com/office/drawing/2016/5/14/chartex" xmlns:mc="http://schemas.openxmlformats.org/markup-compatibility/2006" xmlns:aink="http://schemas.microsoft.com/office/drawing/2016/ink" xmlns:am3d="http://schemas.microsoft.com/office/drawing/2017/model3d" xmlns:o="urn:schemas-microsoft-com:office:office" xmlns:oel="http://schemas.microsoft.com/office/2019/extlst" xmlns:r="http://schemas.openxmlformats.org/officeDocument/2006/relationships" xmlns:m="http://schemas.openxmlformats.org/officeDocument/2006/math" xmlns:v="urn:schemas-microsoft-com:vml" xmlns:wp14="http://schemas.microsoft.com/office/word/2010/wordprocessingDrawing" xmlns:wp="http://schemas.openxmlformats.org/drawingml/2006/wordprocessingDrawing" xmlns:w10="urn:schemas-microsoft-com:office:word" xmlns:w="http://schemas.openxmlformats.org/wordprocessingml/2006/main" xmlns:w14="http://schemas.microsoft.com/office/word/2010/wordml" xmlns:w15="http://schemas.microsoft.com/office/word/2012/wordml" xmlns:w16cex="http://schemas.microsoft.com/office/word/2018/wordml/cex" xmlns:w16cid="http://schemas.microsoft.com/office/word/2016/wordml/cid" xmlns:w16="http://schemas.microsoft.com/office/word/2018/wordml" xmlns:w16du="http://schemas.microsoft.com/office/word/2023/wordml/word16du" xmlns:w16sdtdh="http://schemas.microsoft.com/office/word/2020/wordml/sdtdatahash" xmlns:w16sdtfl="http://schemas.microsoft.com/office/word/2024/wordml/sdtformatlock" xmlns:w16se="http://schemas.microsoft.com/office/word/2015/wordml/symex" xmlns:wpg="http://schemas.microsoft.com/office/word/2010/wordprocessingGroup" xmlns:wpi="http://schemas.microsoft.com/office/word/2010/wordprocessingInk" xmlns:wne="http://schemas.microsoft.com/office/word/2006/wordml" xmlns:wps="http://schemas.microsoft.com/office/word/2010/wordprocessingShape" mc:Ignorable="w14 w15 w16se w16cid w16 w16cex w16sdtdh w16sdtfl w16du wp14">
   <w:p>
     <w:pPr>
       <w:pStyle w:val="Header"/>
@@ -1201,7 +1213,7 @@
 </file>
 
 <file path=word/header2.xml><?xml version="1.0" encoding="utf-8"?>
-<w:hdr xmlns:wpc="http://schemas.microsoft.com/office/word/2010/wordprocessingCanvas" xmlns:cx="http://schemas.microsoft.com/office/drawing/2014/chartex" xmlns:cx1="http://schemas.microsoft.com/office/drawing/2015/9/8/chartex" xmlns:cx2="http://schemas.microsoft.com/office/drawing/2015/10/21/chartex" xmlns:cx3="http://schemas.microsoft.com/office/drawing/2016/5/9/chartex" xmlns:cx4="http://schemas.microsoft.com/office/drawing/2016/5/10/chartex" xmlns:cx5="http://schemas.microsoft.com/office/drawing/2016/5/11/chartex" xmlns:cx6="http://schemas.microsoft.com/office/drawing/2016/5/12/chartex" xmlns:cx7="http://schemas.microsoft.com/office/drawing/2016/5/13/chartex" xmlns:cx8="http://schemas.microsoft.com/office/drawing/2016/5/14/chartex" xmlns:mc="http://schemas.openxmlformats.org/markup-compatibility/2006" xmlns:aink="http://schemas.microsoft.com/office/drawing/2016/ink" xmlns:am3d="http://schemas.microsoft.com/office/drawing/2017/model3d" xmlns:o="urn:schemas-microsoft-com:office:office" xmlns:oel="http://schemas.microsoft.com/office/2019/extlst" xmlns:r="http://schemas.openxmlformats.org/officeDocument/2006/relationships" xmlns:m="http://schemas.openxmlformats.org/officeDocument/2006/math" xmlns:v="urn:schemas-microsoft-com:vml" xmlns:wp14="http://schemas.microsoft.com/office/word/2010/wordprocessingDrawing" xmlns:wp="http://schemas.openxmlformats.org/drawingml/2006/wordprocessingDrawing" xmlns:w10="urn:schemas-microsoft-com:office:word" xmlns:w="http://schemas.openxmlformats.org/wordprocessingml/2006/main" xmlns:w14="http://schemas.microsoft.com/office/word/2010/wordml" xmlns:w15="http://schemas.microsoft.com/office/word/2012/wordml" xmlns:w16cex="http://schemas.microsoft.com/office/word/2018/wordml/cex" xmlns:w16cid="http://schemas.microsoft.com/office/word/2016/wordml/cid" xmlns:w16="http://schemas.microsoft.com/office/word/2018/wordml" xmlns:w16sdtdh="http://schemas.microsoft.com/office/word/2020/wordml/sdtdatahash" xmlns:w16se="http://schemas.microsoft.com/office/word/2015/wordml/symex" xmlns:wpg="http://schemas.microsoft.com/office/word/2010/wordprocessingGroup" xmlns:wpi="http://schemas.microsoft.com/office/word/2010/wordprocessingInk" xmlns:wne="http://schemas.microsoft.com/office/word/2006/wordml" xmlns:wps="http://schemas.microsoft.com/office/word/2010/wordprocessingShape" mc:Ignorable="w14 w15 w16se w16cid w16 w16cex w16sdtdh wp14">
+<w:hdr xmlns:wpc="http://schemas.microsoft.com/office/word/2010/wordprocessingCanvas" xmlns:cx="http://schemas.microsoft.com/office/drawing/2014/chartex" xmlns:cx1="http://schemas.microsoft.com/office/drawing/2015/9/8/chartex" xmlns:cx2="http://schemas.microsoft.com/office/drawing/2015/10/21/chartex" xmlns:cx3="http://schemas.microsoft.com/office/drawing/2016/5/9/chartex" xmlns:cx4="http://schemas.microsoft.com/office/drawing/2016/5/10/chartex" xmlns:cx5="http://schemas.microsoft.com/office/drawing/2016/5/11/chartex" xmlns:cx6="http://schemas.microsoft.com/office/drawing/2016/5/12/chartex" xmlns:cx7="http://schemas.microsoft.com/office/drawing/2016/5/13/chartex" xmlns:cx8="http://schemas.microsoft.com/office/drawing/2016/5/14/chartex" xmlns:mc="http://schemas.openxmlformats.org/markup-compatibility/2006" xmlns:aink="http://schemas.microsoft.com/office/drawing/2016/ink" xmlns:am3d="http://schemas.microsoft.com/office/drawing/2017/model3d" xmlns:o="urn:schemas-microsoft-com:office:office" xmlns:oel="http://schemas.microsoft.com/office/2019/extlst" xmlns:r="http://schemas.openxmlformats.org/officeDocument/2006/relationships" xmlns:m="http://schemas.openxmlformats.org/officeDocument/2006/math" xmlns:v="urn:schemas-microsoft-com:vml" xmlns:wp14="http://schemas.microsoft.com/office/word/2010/wordprocessingDrawing" xmlns:wp="http://schemas.openxmlformats.org/drawingml/2006/wordprocessingDrawing" xmlns:w10="urn:schemas-microsoft-com:office:word" xmlns:w="http://schemas.openxmlformats.org/wordprocessingml/2006/main" xmlns:w14="http://schemas.microsoft.com/office/word/2010/wordml" xmlns:w15="http://schemas.microsoft.com/office/word/2012/wordml" xmlns:w16cex="http://schemas.microsoft.com/office/word/2018/wordml/cex" xmlns:w16cid="http://schemas.microsoft.com/office/word/2016/wordml/cid" xmlns:w16="http://schemas.microsoft.com/office/word/2018/wordml" xmlns:w16du="http://schemas.microsoft.com/office/word/2023/wordml/word16du" xmlns:w16sdtdh="http://schemas.microsoft.com/office/word/2020/wordml/sdtdatahash" xmlns:w16sdtfl="http://schemas.microsoft.com/office/word/2024/wordml/sdtformatlock" xmlns:w16se="http://schemas.microsoft.com/office/word/2015/wordml/symex" xmlns:wpg="http://schemas.microsoft.com/office/word/2010/wordprocessingGroup" xmlns:wpi="http://schemas.microsoft.com/office/word/2010/wordprocessingInk" xmlns:wne="http://schemas.microsoft.com/office/word/2006/wordml" xmlns:wps="http://schemas.microsoft.com/office/word/2010/wordprocessingShape" mc:Ignorable="w14 w15 w16se w16cid w16 w16cex w16sdtdh w16sdtfl w16du wp14">
   <w:p>
     <w:pPr>
       <w:pStyle w:val="Header"/>
@@ -1212,7 +1224,7 @@
 </file>
 
 <file path=word/header3.xml><?xml version="1.0" encoding="utf-8"?>
-<w:hdr xmlns:wpc="http://schemas.microsoft.com/office/word/2010/wordprocessingCanvas" xmlns:cx="http://schemas.microsoft.com/office/drawing/2014/chartex" xmlns:cx1="http://schemas.microsoft.com/office/drawing/2015/9/8/chartex" xmlns:cx2="http://schemas.microsoft.com/office/drawing/2015/10/21/chartex" xmlns:cx3="http://schemas.microsoft.com/office/drawing/2016/5/9/chartex" xmlns:cx4="http://schemas.microsoft.com/office/drawing/2016/5/10/chartex" xmlns:cx5="http://schemas.microsoft.com/office/drawing/2016/5/11/chartex" xmlns:cx6="http://schemas.microsoft.com/office/drawing/2016/5/12/chartex" xmlns:cx7="http://schemas.microsoft.com/office/drawing/2016/5/13/chartex" xmlns:cx8="http://schemas.microsoft.com/office/drawing/2016/5/14/chartex" xmlns:mc="http://schemas.openxmlformats.org/markup-compatibility/2006" xmlns:aink="http://schemas.microsoft.com/office/drawing/2016/ink" xmlns:am3d="http://schemas.microsoft.com/office/drawing/2017/model3d" xmlns:o="urn:schemas-microsoft-com:office:office" xmlns:oel="http://schemas.microsoft.com/office/2019/extlst" xmlns:r="http://schemas.openxmlformats.org/officeDocument/2006/relationships" xmlns:m="http://schemas.openxmlformats.org/officeDocument/2006/math" xmlns:v="urn:schemas-microsoft-com:vml" xmlns:wp14="http://schemas.microsoft.com/office/word/2010/wordprocessingDrawing" xmlns:wp="http://schemas.openxmlformats.org/drawingml/2006/wordprocessingDrawing" xmlns:w10="urn:schemas-microsoft-com:office:word" xmlns:w="http://schemas.openxmlformats.org/wordprocessingml/2006/main" xmlns:w14="http://schemas.microsoft.com/office/word/2010/wordml" xmlns:w15="http://schemas.microsoft.com/office/word/2012/wordml" xmlns:w16cex="http://schemas.microsoft.com/office/word/2018/wordml/cex" xmlns:w16cid="http://schemas.microsoft.com/office/word/2016/wordml/cid" xmlns:w16="http://schemas.microsoft.com/office/word/2018/wordml" xmlns:w16sdtdh="http://schemas.microsoft.com/office/word/2020/wordml/sdtdatahash" xmlns:w16se="http://schemas.microsoft.com/office/word/2015/wordml/symex" xmlns:wpg="http://schemas.microsoft.com/office/word/2010/wordprocessingGroup" xmlns:wpi="http://schemas.microsoft.com/office/word/2010/wordprocessingInk" xmlns:wne="http://schemas.microsoft.com/office/word/2006/wordml" xmlns:wps="http://schemas.microsoft.com/office/word/2010/wordprocessingShape" mc:Ignorable="w14 w15 w16se w16cid w16 w16cex w16sdtdh wp14">
+<w:hdr xmlns:wpc="http://schemas.microsoft.com/office/word/2010/wordprocessingCanvas" xmlns:cx="http://schemas.microsoft.com/office/drawing/2014/chartex" xmlns:cx1="http://schemas.microsoft.com/office/drawing/2015/9/8/chartex" xmlns:cx2="http://schemas.microsoft.com/office/drawing/2015/10/21/chartex" xmlns:cx3="http://schemas.microsoft.com/office/drawing/2016/5/9/chartex" xmlns:cx4="http://schemas.microsoft.com/office/drawing/2016/5/10/chartex" xmlns:cx5="http://schemas.microsoft.com/office/drawing/2016/5/11/chartex" xmlns:cx6="http://schemas.microsoft.com/office/drawing/2016/5/12/chartex" xmlns:cx7="http://schemas.microsoft.com/office/drawing/2016/5/13/chartex" xmlns:cx8="http://schemas.microsoft.com/office/drawing/2016/5/14/chartex" xmlns:mc="http://schemas.openxmlformats.org/markup-compatibility/2006" xmlns:aink="http://schemas.microsoft.com/office/drawing/2016/ink" xmlns:am3d="http://schemas.microsoft.com/office/drawing/2017/model3d" xmlns:o="urn:schemas-microsoft-com:office:office" xmlns:oel="http://schemas.microsoft.com/office/2019/extlst" xmlns:r="http://schemas.openxmlformats.org/officeDocument/2006/relationships" xmlns:m="http://schemas.openxmlformats.org/officeDocument/2006/math" xmlns:v="urn:schemas-microsoft-com:vml" xmlns:wp14="http://schemas.microsoft.com/office/word/2010/wordprocessingDrawing" xmlns:wp="http://schemas.openxmlformats.org/drawingml/2006/wordprocessingDrawing" xmlns:w10="urn:schemas-microsoft-com:office:word" xmlns:w="http://schemas.openxmlformats.org/wordprocessingml/2006/main" xmlns:w14="http://schemas.microsoft.com/office/word/2010/wordml" xmlns:w15="http://schemas.microsoft.com/office/word/2012/wordml" xmlns:w16cex="http://schemas.microsoft.com/office/word/2018/wordml/cex" xmlns:w16cid="http://schemas.microsoft.com/office/word/2016/wordml/cid" xmlns:w16="http://schemas.microsoft.com/office/word/2018/wordml" xmlns:w16du="http://schemas.microsoft.com/office/word/2023/wordml/word16du" xmlns:w16sdtdh="http://schemas.microsoft.com/office/word/2020/wordml/sdtdatahash" xmlns:w16sdtfl="http://schemas.microsoft.com/office/word/2024/wordml/sdtformatlock" xmlns:w16se="http://schemas.microsoft.com/office/word/2015/wordml/symex" xmlns:wpg="http://schemas.microsoft.com/office/word/2010/wordprocessingGroup" xmlns:wpi="http://schemas.microsoft.com/office/word/2010/wordprocessingInk" xmlns:wne="http://schemas.microsoft.com/office/word/2006/wordml" xmlns:wps="http://schemas.microsoft.com/office/word/2010/wordprocessingShape" mc:Ignorable="w14 w15 w16se w16cid w16 w16cex w16sdtdh w16sdtfl w16du wp14">
   <w:p>
     <w:pPr>
       <w:pStyle w:val="Header"/>
@@ -1221,7 +1233,7 @@
     <w:r>
       <w:tab/>
       <w:tab/>
-      <w:t>2026-06-17</w:t>
+      <w:t>2026-06-18</w:t>
       <w:br/>
       <w:br/>
     </w:r>
@@ -1238,7 +1250,7 @@
 </file>
 
 <file path=word/numbering.xml><?xml version="1.0" encoding="utf-8"?>
-<w:numbering xmlns:wpc="http://schemas.microsoft.com/office/word/2010/wordprocessingCanvas" xmlns:cx="http://schemas.microsoft.com/office/drawing/2014/chartex" xmlns:cx1="http://schemas.microsoft.com/office/drawing/2015/9/8/chartex" xmlns:cx2="http://schemas.microsoft.com/office/drawing/2015/10/21/chartex" xmlns:cx3="http://schemas.microsoft.com/office/drawing/2016/5/9/chartex" xmlns:cx4="http://schemas.microsoft.com/office/drawing/2016/5/10/chartex" xmlns:cx5="http://schemas.microsoft.com/office/drawing/2016/5/11/chartex" xmlns:cx6="http://schemas.microsoft.com/office/drawing/2016/5/12/chartex" xmlns:cx7="http://schemas.microsoft.com/office/drawing/2016/5/13/chartex" xmlns:cx8="http://schemas.microsoft.com/office/drawing/2016/5/14/chartex" xmlns:mc="http://schemas.openxmlformats.org/markup-compatibility/2006" xmlns:aink="http://schemas.microsoft.com/office/drawing/2016/ink" xmlns:am3d="http://schemas.microsoft.com/office/drawing/2017/model3d" xmlns:o="urn:schemas-microsoft-com:office:office" xmlns:oel="http://schemas.microsoft.com/office/2019/extlst" xmlns:r="http://schemas.openxmlformats.org/officeDocument/2006/relationships" xmlns:m="http://schemas.openxmlformats.org/officeDocument/2006/math" xmlns:v="urn:schemas-microsoft-com:vml" xmlns:wp14="http://schemas.microsoft.com/office/word/2010/wordprocessingDrawing" xmlns:wp="http://schemas.openxmlformats.org/drawingml/2006/wordprocessingDrawing" xmlns:w10="urn:schemas-microsoft-com:office:word" xmlns:w="http://schemas.openxmlformats.org/wordprocessingml/2006/main" xmlns:w14="http://schemas.microsoft.com/office/word/2010/wordml" xmlns:w15="http://schemas.microsoft.com/office/word/2012/wordml" xmlns:w16cex="http://schemas.microsoft.com/office/word/2018/wordml/cex" xmlns:w16cid="http://schemas.microsoft.com/office/word/2016/wordml/cid" xmlns:w16="http://schemas.microsoft.com/office/word/2018/wordml" xmlns:w16sdtdh="http://schemas.microsoft.com/office/word/2020/wordml/sdtdatahash" xmlns:w16se="http://schemas.microsoft.com/office/word/2015/wordml/symex" xmlns:wpg="http://schemas.microsoft.com/office/word/2010/wordprocessingGroup" xmlns:wpi="http://schemas.microsoft.com/office/word/2010/wordprocessingInk" xmlns:wne="http://schemas.microsoft.com/office/word/2006/wordml" xmlns:wps="http://schemas.microsoft.com/office/word/2010/wordprocessingShape" mc:Ignorable="w14 w15 w16se w16cid w16 w16cex w16sdtdh wp14">
+<w:numbering xmlns:wpc="http://schemas.microsoft.com/office/word/2010/wordprocessingCanvas" xmlns:cx="http://schemas.microsoft.com/office/drawing/2014/chartex" xmlns:cx1="http://schemas.microsoft.com/office/drawing/2015/9/8/chartex" xmlns:cx2="http://schemas.microsoft.com/office/drawing/2015/10/21/chartex" xmlns:cx3="http://schemas.microsoft.com/office/drawing/2016/5/9/chartex" xmlns:cx4="http://schemas.microsoft.com/office/drawing/2016/5/10/chartex" xmlns:cx5="http://schemas.microsoft.com/office/drawing/2016/5/11/chartex" xmlns:cx6="http://schemas.microsoft.com/office/drawing/2016/5/12/chartex" xmlns:cx7="http://schemas.microsoft.com/office/drawing/2016/5/13/chartex" xmlns:cx8="http://schemas.microsoft.com/office/drawing/2016/5/14/chartex" xmlns:mc="http://schemas.openxmlformats.org/markup-compatibility/2006" xmlns:aink="http://schemas.microsoft.com/office/drawing/2016/ink" xmlns:am3d="http://schemas.microsoft.com/office/drawing/2017/model3d" xmlns:o="urn:schemas-microsoft-com:office:office" xmlns:oel="http://schemas.microsoft.com/office/2019/extlst" xmlns:r="http://schemas.openxmlformats.org/officeDocument/2006/relationships" xmlns:m="http://schemas.openxmlformats.org/officeDocument/2006/math" xmlns:v="urn:schemas-microsoft-com:vml" xmlns:wp14="http://schemas.microsoft.com/office/word/2010/wordprocessingDrawing" xmlns:wp="http://schemas.openxmlformats.org/drawingml/2006/wordprocessingDrawing" xmlns:w10="urn:schemas-microsoft-com:office:word" xmlns:w="http://schemas.openxmlformats.org/wordprocessingml/2006/main" xmlns:w14="http://schemas.microsoft.com/office/word/2010/wordml" xmlns:w15="http://schemas.microsoft.com/office/word/2012/wordml" xmlns:w16cex="http://schemas.microsoft.com/office/word/2018/wordml/cex" xmlns:w16cid="http://schemas.microsoft.com/office/word/2016/wordml/cid" xmlns:w16="http://schemas.microsoft.com/office/word/2018/wordml" xmlns:w16du="http://schemas.microsoft.com/office/word/2023/wordml/word16du" xmlns:w16sdtdh="http://schemas.microsoft.com/office/word/2020/wordml/sdtdatahash" xmlns:w16sdtfl="http://schemas.microsoft.com/office/word/2024/wordml/sdtformatlock" xmlns:w16se="http://schemas.microsoft.com/office/word/2015/wordml/symex" xmlns:wpg="http://schemas.microsoft.com/office/word/2010/wordprocessingGroup" xmlns:wpi="http://schemas.microsoft.com/office/word/2010/wordprocessingInk" xmlns:wne="http://schemas.microsoft.com/office/word/2006/wordml" xmlns:wps="http://schemas.microsoft.com/office/word/2010/wordprocessingShape" mc:Ignorable="w14 w15 w16se w16cid w16 w16cex w16sdtdh w16sdtfl w16du wp14">
   <w:abstractNum w:abstractNumId="0" w15:restartNumberingAfterBreak="0">
     <w:nsid w:val="FFFFFF7C"/>
     <w:multiLevelType w:val="singleLevel"/>
@@ -1441,7 +1453,7 @@
 </file>
 
 <file path=word/styles.xml><?xml version="1.0" encoding="utf-8"?>
-<w:styles xmlns:mc="http://schemas.openxmlformats.org/markup-compatibility/2006" xmlns:r="http://schemas.openxmlformats.org/officeDocument/2006/relationships" xmlns:w="http://schemas.openxmlformats.org/wordprocessingml/2006/main" xmlns:w14="http://schemas.microsoft.com/office/word/2010/wordml" xmlns:w15="http://schemas.microsoft.com/office/word/2012/wordml" xmlns:w16cex="http://schemas.microsoft.com/office/word/2018/wordml/cex" xmlns:w16cid="http://schemas.microsoft.com/office/word/2016/wordml/cid" xmlns:w16="http://schemas.microsoft.com/office/word/2018/wordml" xmlns:w16sdtdh="http://schemas.microsoft.com/office/word/2020/wordml/sdtdatahash" xmlns:w16se="http://schemas.microsoft.com/office/word/2015/wordml/symex" mc:Ignorable="w14 w15 w16se w16cid w16 w16cex w16sdtdh">
+<w:styles xmlns:mc="http://schemas.openxmlformats.org/markup-compatibility/2006" xmlns:r="http://schemas.openxmlformats.org/officeDocument/2006/relationships" xmlns:w="http://schemas.openxmlformats.org/wordprocessingml/2006/main" xmlns:w14="http://schemas.microsoft.com/office/word/2010/wordml" xmlns:w15="http://schemas.microsoft.com/office/word/2012/wordml" xmlns:w16cex="http://schemas.microsoft.com/office/word/2018/wordml/cex" xmlns:w16cid="http://schemas.microsoft.com/office/word/2016/wordml/cid" xmlns:w16="http://schemas.microsoft.com/office/word/2018/wordml" xmlns:w16du="http://schemas.microsoft.com/office/word/2023/wordml/word16du" xmlns:w16sdtdh="http://schemas.microsoft.com/office/word/2020/wordml/sdtdatahash" xmlns:w16sdtfl="http://schemas.microsoft.com/office/word/2024/wordml/sdtformatlock" xmlns:w16se="http://schemas.microsoft.com/office/word/2015/wordml/symex" mc:Ignorable="w14 w15 w16se w16cid w16 w16cex w16sdtdh w16sdtfl w16du">
   <w:docDefaults>
     <w:rPrDefault>
       <w:rPr>
@@ -2199,7 +2211,7 @@
     <w:link w:val="TitleChar"/>
     <w:uiPriority w:val="10"/>
     <w:qFormat/>
-    <w:rsid w:val="007106C8"/>
+    <w:rsid w:val="00E854FA"/>
     <w:pPr>
       <w:spacing w:after="300" w:line="240" w:lineRule="auto"/>
       <w:contextualSpacing/>
@@ -2209,7 +2221,7 @@
       <w:rFonts w:eastAsiaTheme="majorEastAsia" w:cstheme="majorBidi"/>
       <w:spacing w:val="5"/>
       <w:kern w:val="28"/>
-      <w:sz w:val="52"/>
+      <w:sz w:val="40"/>
       <w:szCs w:val="52"/>
       <w:lang w:val="sv-SE" w:eastAsia="en-US" w:bidi="ar-SA"/>
     </w:rPr>
@@ -2219,12 +2231,12 @@
     <w:basedOn w:val="DefaultParagraphFont"/>
     <w:link w:val="Title"/>
     <w:uiPriority w:val="10"/>
-    <w:rsid w:val="007106C8"/>
+    <w:rsid w:val="00E854FA"/>
     <w:rPr>
       <w:rFonts w:ascii="Times New Roman" w:eastAsiaTheme="majorEastAsia" w:hAnsi="Times New Roman" w:cstheme="majorBidi"/>
       <w:spacing w:val="5"/>
       <w:kern w:val="28"/>
-      <w:sz w:val="52"/>
+      <w:sz w:val="40"/>
       <w:szCs w:val="52"/>
       <w:lang w:val="sv-SE" w:eastAsia="en-US" w:bidi="ar-SA"/>
     </w:rPr>

--- a/klagomål/A 53688-2025 FSC-klagomål.docx
+++ b/klagomål/A 53688-2025 FSC-klagomål.docx
@@ -1233,7 +1233,7 @@
     <w:r>
       <w:tab/>
       <w:tab/>
-      <w:t>2026-06-18</w:t>
+      <w:t>2026-06-19</w:t>
       <w:br/>
       <w:br/>
     </w:r>

--- a/klagomål/A 53688-2025 FSC-klagomål.docx
+++ b/klagomål/A 53688-2025 FSC-klagomål.docx
@@ -1233,7 +1233,7 @@
     <w:r>
       <w:tab/>
       <w:tab/>
-      <w:t>2026-06-19</w:t>
+      <w:t>2026-06-20</w:t>
       <w:br/>
       <w:br/>
     </w:r>

--- a/klagomål/A 53688-2025 FSC-klagomål.docx
+++ b/klagomål/A 53688-2025 FSC-klagomål.docx
@@ -168,38 +168,7 @@
     </w:p>
     <w:p>
       <w:r>
-        <w:t>Detta dokument behandlar höga naturvärden i avverkningsanmälan A 53688-2025 i Ljusdals kommun som inkom 2025-10-30 och omfattar 16,2 ha.</w:t>
-      </w:r>
-    </w:p>
-    <w:p>
-      <w:r>
-        <w:t>Nedan presenteras fynd av naturvårdsarter och fridlysta arter som gjorts i det avverkningsanmälda området, samt relevanta utdrag ur standarderna för FSC, Chain of Custody, Controlled Wood och PEFC. I BILAGA 1 finns artfakta om fridlysta arter.</w:t>
-      </w:r>
-    </w:p>
-    <w:p>
-      <w:r>
-        <w:t>Vi förväntar oss att ni återkommer med ett skriftligt svar på vårt klagomål och även beskriver vilka korrigerande åtgärder ni satt in för att rätta till identifierade brister i er efterlevnad av den svenska FSC standarden.</w:t>
-      </w:r>
-    </w:p>
-    <w:p>
-      <w:pPr>
-        <w:pStyle w:val="Heading1"/>
-      </w:pPr>
-      <w:r>
-        <w:t>Naturvårdsarter</w:t>
-      </w:r>
-    </w:p>
-    <w:p>
-      <w:r>
-        <w:t>I och inom 14 meter från avverkningsanmälan har följande 12 naturvårdsarter hittats: garnlav (VU, T), blanksvart spiklav (NT), blågrå svartspik (NT), kolflarnlav (NT, T), kortskaftad ärgspik (NT), lavskrika (NT, T, §4), mörk kolflarnlav (NT), tretåig hackspett (NT, T, §4), vedflamlav (NT), vedskivlav (NT, T), violettgrå tagellav (NT, T) och nästlav (S, T). Av dessa är 11 rödlistade. För rödlistade arter har rödlistekategorin angivits inom parentes. Arter som är signalarter enligt Skogsstyrelsen har markerats med (S). Typiska arter inom Natura 2000 som är kopplade till skogsekosystem har markerats med (T). För fridlysta arter anges även paragrafen i Artskyddsförordningen som arten är fridlyst enligt.</w:t>
-      </w:r>
-    </w:p>
-    <w:p>
-      <w:r>
-        <w:t>De påträffade naturvårdsarterna är ett tydligt kvitto på att det rör sig om en skog med höga naturvärden.</w:t>
-      </w:r>
-      <w:r>
-        <w:t xml:space="preserve"> I Figur 1 visas fyndplatser för naturvårdsarter i området, som finns registrerade på Artportalen.</w:t>
+        <w:t>Detta klagomål behandlar höga naturvärden i avverkningsanmälan A 53688-2025 i Ljusdals kommun som inkom 2025-10-30 och omfattar 16,2 ha.</w:t>
       </w:r>
     </w:p>
     <w:p>
@@ -209,7 +178,7 @@
       <w:r>
         <w:drawing>
           <wp:inline xmlns:a="http://schemas.openxmlformats.org/drawingml/2006/main" xmlns:pic="http://schemas.openxmlformats.org/drawingml/2006/picture">
-            <wp:extent cx="4374482" cy="5688000"/>
+            <wp:extent cx="4402169" cy="5724000"/>
             <wp:docPr id="1" name="Picture 1"/>
             <wp:cNvGraphicFramePr>
               <a:graphicFrameLocks noChangeAspect="1"/>
@@ -230,7 +199,7 @@
                   <pic:spPr>
                     <a:xfrm>
                       <a:off x="0" y="0"/>
-                      <a:ext cx="4374482" cy="5688000"/>
+                      <a:ext cx="4402169" cy="5724000"/>
                     </a:xfrm>
                     <a:prstGeom prst="rect"/>
                   </pic:spPr>
@@ -247,34 +216,117 @@
         <w:spacing w:after="240"/>
       </w:pPr>
       <w:r>
-        <w:t>Figur 1. Fyndplatser för naturvårdsarter i och inom 14 meter från avverkningsanmälan (röd linje). Markörer utan svart kant är placerade på fyndplatsen. Markörer med svart kant är placerade vid sidan av fyndplatsen och har ett svart streck som visar fyndplatsens exakta position. Kartans mittpunktskoordinat är N 6830966, E 475520 i SWEREF 99 TM.</w:t>
+        <w:t>Figur 1. Fyndplatser för naturvårdsarter i och inom 14 meter från avverkningsanmälan. Markörer utan svart kant är placerade på fyndplatsen. Markörer med svart kant är placerade vid sidan av fyndplatsen har ett svart streck som visar fyndplatsens exakta position. Kartans mittpunktskoordinat är N 6830966, E 475520 i SWEREF 99 TM.</w:t>
+      </w:r>
+    </w:p>
+    <w:p>
+      <w:r>
+        <w:t>I och inom 14 meter från avverkningsanmälan finns fynd av 12 naturvårdsarter, varav 11 är rödlistade, 2 är fridlysta, 7 är typiska (T) och 1 är signalart (S): garnlav (VU, T), blanksvart spiklav (NT), blågrå svartspik (NT), kolflarnlav (NT, T), kortskaftad ärgspik (NT), lavskrika (NT, T, §4), mörk kolflarnlav (NT), tretåig hackspett (NT, T, §4), vedflamlav (NT), vedskivlav (NT, T), violettgrå tagellav (NT, T) och nästlav (S, T). Se Figur 1.</w:t>
+      </w:r>
+    </w:p>
+    <w:p>
+      <w:r>
+        <w:t>Nedan presenteras relevanta utdrag ur standarderna för FSC, Chain of Custody, Controlled Wood och PEFC.</w:t>
+      </w:r>
+    </w:p>
+    <w:p>
+      <w:r>
+        <w:t>Vi förväntar oss att ni återkommer med ett skriftligt svar på vårt klagomål och även beskriver vilka korrigerande åtgärder ni satt in för att rätta till identifierade brister i er efterlevnad av den svenska FSC standarden.</w:t>
       </w:r>
     </w:p>
     <w:p>
       <w:pPr>
-        <w:pStyle w:val="Heading2"/>
+        <w:pStyle w:val="Heading1"/>
       </w:pPr>
       <w:r>
-        <w:t>Fridlysta arter</w:t>
+        <w:t>Naturvårdsarter och fridlysta arter</w:t>
       </w:r>
     </w:p>
     <w:p>
       <w:r>
-        <w:t>Följande fridlysta arter har sina livsmiljöer och växtplatser i den avverkningsanmälda skogen: lavskrika (NT, T, §4) och tretåig hackspett (NT, T, §4).</w:t>
+        <w:t>Nedan följer beskrivningar av de naturvårdsarter och fridlysta arter som har sina livsmiljöer och växtplatser i den avverkningsanmälda skogen. Se även ytterligare artfakta i BILAGA 1. De påträffade naturvårdsarterna är ett tydligt kvitto på att det rör sig om en skog med höga naturvärden.</w:t>
       </w:r>
     </w:p>
     <w:p>
-      <w:r>
-        <w:t xml:space="preserve">Observera att medlemsländerna är skyldiga att agera i enlighet med EU:s fågeldirektiv där det uttryckligen står att direktivet gäller för fåglar samt för deras ägg, bon och </w:t>
-      </w:r>
       <w:r>
         <w:rPr>
           <w:b/>
         </w:rPr>
-        <w:t xml:space="preserve">livsmiljöer </w:t>
-      </w:r>
-      <w:r>
-        <w:t>(artikel 1). Vidare att de åtgärder som vidtas inte får leda till en försämring av den nuvarande situationen beträffande bevarandet av de fågelarter som avses i artikel 1 (artikel 13). Fågeldirektivet är styrande för tillsynsansvariga myndigheters ärendehantering, ställningstaganden och beslutsfattande.</w:t>
+        <w:t>Garnlav (VU)</w:t>
+      </w:r>
+      <w:r>
+        <w:t xml:space="preserve"> är en utpräglad barrskogsart som ibland kan drapera träden i norrländska grannaturskogar med hög luftfuktighet. Den förekommer även i talldominerade bestånd där den, förutom i trädens grenverk, påträffas hängande över ojämnheter i tallbarken. Arten har minskat starkt i södra och mellersta Sverige och den minskar även i sitt nordliga utbredningsområde. Minskningstakten uppgår till 30 (20–50) % inom 50 år och överstiger gränsvärdet för Sårbar (VU). Orsaken till tillbakagången beror främst på slutavverkningar av naturskogsartade skogar. Bestånd med riklig förekomst bör regelmässigt sparas, vilket även gynnar flera andra sällsynta och rödlistade arter. Garnlav är värdväxt för den mycket sällsynta och akut hotade fjärilen barrskogslavfly (CR) som hör hemma i boreala barrskogar med riklig förekomst av värdväxten. Tidigare kunde arten konstateras årligen på flera platser vid Dala-Floda i Dalarna innan lokalerna kalavverkades. Senaste fyndet i landet av barrskogslavfly är från år 2000 då den påträffades vid Högberget i Sollefteå kommun. Garnlav är typisk art för </w:t>
+      </w:r>
+      <w:r>
+        <w:rPr>
+          <w:i/>
+        </w:rPr>
+        <w:t xml:space="preserve">9010 Taiga </w:t>
+      </w:r>
+      <w:r>
+        <w:t>och</w:t>
+      </w:r>
+      <w:r>
+        <w:rPr>
+          <w:i/>
+        </w:rPr>
+        <w:t xml:space="preserve"> 9070 Trädklädd betesmark</w:t>
+      </w:r>
+      <w:r>
+        <w:t xml:space="preserve"> (SLU Artdatabanken, 2026).</w:t>
+      </w:r>
+    </w:p>
+    <w:p>
+      <w:r>
+        <w:rPr>
+          <w:b/>
+        </w:rPr>
+        <w:t>Blanksvart spiklav (NT)</w:t>
+      </w:r>
+      <w:r>
+        <w:t xml:space="preserve"> förekommer på torr, hård, gammal kärnved men även på äldre ytved av tall i naturskogsartade bestånd med begränsad brandpåverkan och ostörd hydrologi. Skogsbruksåtgärder på eller i närheten av lokaler med blanksvart spiklav utgör ett hot. Naturskogsartade öppna tall- och barrblandskogar med blanksvart spiklav indikerar höga biologiska värden och bör bevaras (SLU Artdatabanken, 2024).</w:t>
+      </w:r>
+    </w:p>
+    <w:p>
+      <w:r>
+        <w:rPr>
+          <w:b/>
+        </w:rPr>
+        <w:t>Blågrå svartspik (NT)</w:t>
+      </w:r>
+      <w:r>
+        <w:t xml:space="preserve"> växer på torr, hård ved av gamla, solbelysta torrakor, högstubbar av tall och grova döda grenar på levande tallar i öppna bestånd av naturskogskaraktär. Nästan alltid rör det sig om tjärrika torrträd och högstubbar (töreved, keloträd) som kan vara en bra bit över hundra år, i vissa fall sannolikt hundratals år gamla. Skogsbruk är idag det allvarligaste hotet. Ett långsiktigt hot är att nybildningen av gamla torrakor och högstubbar är en långsam process vilken ofta är beroende av skogsbrand. Nytt substrat bildas numera sannolikt nästan inte alls då antalet naturliga skogsbränder har minskat drastiskt på grund av effektivare brandbekämpning. Döda träd som lämnas efter avverkning är inte lämpliga för arten, eftersom dessa träd inte varit utsatta för skogsbrand och bildat tjärrik ved. Skogsbruksåtgärder på eller i närheten av växtplatserna bör undvikas. Naturskogsartade skogar med förekomst av arten indikerar höga biologiska värden och bör bevaras. Blågrå svartspik har en mycket begränsad utbredning utanför de nordiska länderna varför dessa länder har ett speciellt ansvar för arten (SLU Artdatabanken, 2024).</w:t>
+      </w:r>
+    </w:p>
+    <w:p>
+      <w:r>
+        <w:rPr>
+          <w:b/>
+        </w:rPr>
+        <w:t>Kolflarnlav (NT)</w:t>
+      </w:r>
+      <w:r>
+        <w:t xml:space="preserve"> är brandberoende och växer nästan uteslutande på kolad hård kärnved av tall. Etableringen verkar ske först 100–300 år efter brand och nytt substrat nybildas i mycket begränsad omfattning. Avverkning av tallskog av naturskogskaraktär med spår av återkommande bränder är ett hot och mängden lämplig ved att växa på för arten minskar dels på grund av naturlig nedbrytning men framförallt på grund av att det förstörs i samband med slutavverkningar, gallringar och markberedning. Såväl kolflarnlav som mörk kolflarnlav har glänsande bålfjäll och förekommer främst i tall- och blandbarrskogar av naturskogskaraktär med spår av återkommande bränder. Skogar som dessa hyser höga biologiska värden och bör skyddas. Kolflarnlav är typisk art för </w:t>
+      </w:r>
+      <w:r>
+        <w:rPr>
+          <w:i/>
+        </w:rPr>
+        <w:t>9010 Taiga</w:t>
+      </w:r>
+      <w:r>
+        <w:t xml:space="preserve"> (SLU Artdatabanken, 2024).</w:t>
+      </w:r>
+    </w:p>
+    <w:p>
+      <w:r>
+        <w:rPr>
+          <w:b/>
+        </w:rPr>
+        <w:t>Kortskaftad ärgspik (NT)</w:t>
+      </w:r>
+      <w:r>
+        <w:t xml:space="preserve"> förekommer i barrträdsdominerade skogar och växer nästan uteslutande på tallved. Den föredrar gamla högstubbar i fuktig och halvöppen miljö, t.ex. i myrkanter, sumpskog och brandpräglad skog. Arten indikerar kontinuerlig tillgång till gamla högstubbar i kombination med hög och jämn luftfuktighet. Skogsbruk på lokaler med kortskaftad ärgspik utgör ett hot. På lång sikt bildas färre lämpliga substrat än vad som försvinner. Avverkning av barrträdsdominerade bestånd av naturskogskaraktär utgör ett långsiktigt hot. Naturskogsartade bestånd med riklig förekomst av gamla och grova tallhögstubbar bör undantas från skogsbruk (SLU Artdatabanken, 2024).</w:t>
       </w:r>
     </w:p>
     <w:p>
@@ -302,6 +354,17 @@
         <w:rPr>
           <w:b/>
         </w:rPr>
+        <w:t>Mörk kolflarnlav (NT)</w:t>
+      </w:r>
+      <w:r>
+        <w:t xml:space="preserve"> är brandberoende och växer nästan uteslutande på kolad hård kärnved av tall. Arten förekommer främst i glesa, öppna tall- och blandbarrskogar av naturskogskaraktär och etableringen verkar ske sent efter brand, kanske först efter 100–300 år. Mörk kolflarnlav indikerar skog med höga naturvärden och vanligast är att den påträffas på rester av nedbrunna torrakor och högstubbar och lågstubbar som är så grova att hela innandömet är urbränt. Tall- och blandbarrskogar av naturskogskaraktär med spår av återkommande bränder hyser höga biologiska värden och bör skyddas (SLU Artdatabanken, 2024).</w:t>
+      </w:r>
+    </w:p>
+    <w:p>
+      <w:r>
+        <w:rPr>
+          <w:b/>
+        </w:rPr>
         <w:t>Tretåig hackspett (NT, §4)</w:t>
       </w:r>
       <w:r>
@@ -328,26 +391,22 @@
     </w:p>
     <w:p>
       <w:r>
-        <w:t>I BILAGA 1 finns mer detaljerad information om ekologi samt krav på livsmiljö hos fridlysta arter.</w:t>
-      </w:r>
-    </w:p>
-    <w:p>
-      <w:pPr>
-        <w:pStyle w:val="Heading2"/>
-      </w:pPr>
-      <w:r>
-        <w:t>Övriga naturvårdsarter</w:t>
-      </w:r>
-    </w:p>
-    <w:p>
-      <w:r>
         <w:rPr>
           <w:b/>
         </w:rPr>
-        <w:t>Blanksvart spiklav (NT)</w:t>
-      </w:r>
-      <w:r>
-        <w:t xml:space="preserve"> förekommer på torr, hård, gammal kärnved men även på äldre ytved av tall i naturskogsartade bestånd med begränsad brandpåverkan och ostörd hydrologi. Skogsbruksåtgärder på eller i närheten av lokaler med blanksvart spiklav utgör ett hot. Naturskogsartade öppna tall- och barrblandskogar med blanksvart spiklav indikerar höga biologiska värden och bör bevaras (SLU Artdatabanken, 2024).</w:t>
+        <w:t>Vedflamlav (NT)</w:t>
+      </w:r>
+      <w:r>
+        <w:t xml:space="preserve"> växer på gammal hård och torr, exponerad kärnved av tall, främst på högstubbar i ljusöppna lägen, t.ex. vid och på myrar, sjökanter, i glesa hällmarkskogar och i brandpräglade tallnaturskogar. Substratet nyskapas i begränsad omfattning och arten är en utmärkt indikator på höga naturvärden i denna skogstyp. Tall- och barrblandskogar med naturskogskaraktär och spår av bränder har ofta höga biologiska värden och bör skyddas. På vedflamlavens bål kan den sällsynta spiklaven/parasiten </w:t>
+      </w:r>
+      <w:r>
+        <w:rPr>
+          <w:i/>
+        </w:rPr>
+        <w:t>Calicium ramboldiicola</w:t>
+      </w:r>
+      <w:r>
+        <w:t xml:space="preserve"> (VU) påträffas (SLU Artdatabanken, 2026).</w:t>
       </w:r>
     </w:p>
     <w:p>
@@ -355,10 +414,19 @@
         <w:rPr>
           <w:b/>
         </w:rPr>
-        <w:t>Blågrå svartspik (NT)</w:t>
-      </w:r>
-      <w:r>
-        <w:t xml:space="preserve"> växer på torr, hård ved av gamla, solbelysta torrakor, högstubbar av tall och grova döda grenar på levande tallar i öppna bestånd av naturskogskaraktär. Nästan alltid rör det sig om tjärrika torrträd och högstubbar (töreved, keloträd) som kan vara en bra bit över hundra år, i vissa fall sannolikt hundratals år gamla. Skogsbruk är idag det allvarligaste hotet. Ett långsiktigt hot är att nybildningen av gamla torrakor och högstubbar är en långsam process vilken ofta är beroende av skogsbrand. Nytt substrat bildas numera sannolikt nästan inte alls då antalet naturliga skogsbränder har minskat drastiskt på grund av effektivare brandbekämpning. Döda träd som lämnas efter avverkning är inte lämpliga för arten, eftersom dessa träd inte varit utsatta för skogsbrand och bildat tjärrik ved. Skogsbruksåtgärder på eller i närheten av växtplatserna bör undvikas. Naturskogsartade skogar med förekomst av arten indikerar höga biologiska värden och bör bevaras. Blågrå svartspik har en mycket begränsad utbredning utanför de nordiska länderna varför dessa länder har ett speciellt ansvar för arten (SLU Artdatabanken, 2024).</w:t>
+        <w:t>Vedskivlav (NT)</w:t>
+      </w:r>
+      <w:r>
+        <w:t xml:space="preserve"> växer på gammal, torr, exponerad, hård kärnved av framförallt tall i naturskogsartade bestånd. Avverkning av tallskog av naturskogskaraktär med spår av återkommande bränder är ett hot. Mängden lämplig ved att växa på för vedskivlav minskar, dels på grund av naturlig nedbrytning men framförallt på grund av att de förstörs i samband med slutavverkningar, gallringar och markberedning. Tall- och blandbarrskogar av naturskogskaraktär med spår av återkommande bränder bör skyddas. Vedskivlav är typisk art för </w:t>
+      </w:r>
+      <w:r>
+        <w:rPr>
+          <w:i/>
+        </w:rPr>
+        <w:t>9010 Taiga</w:t>
+      </w:r>
+      <w:r>
+        <w:t xml:space="preserve"> (SLU Artdatabanken, 2024).</w:t>
       </w:r>
     </w:p>
     <w:p>
@@ -366,10 +434,30 @@
         <w:rPr>
           <w:b/>
         </w:rPr>
-        <w:t>Garnlav (VU)</w:t>
-      </w:r>
-      <w:r>
-        <w:t xml:space="preserve"> är en utpräglad barrskogsart som ibland kan drapera träden i norrländska grannaturskogar med hög luftfuktighet. Den förekommer även i talldominerade bestånd där den, förutom i trädens grenverk, påträffas hängande över ojämnheter i tallbarken. Arten har minskat starkt i södra och mellersta Sverige och den minskar även i sitt nordliga utbredningsområde. Minskningstakten uppgår till 30 (20–50) % inom 50 år och överstiger gränsvärdet för Sårbar (VU). Orsaken till tillbakagången beror främst på slutavverkningar av naturskogsartade skogar. Bestånd med riklig förekomst bör regelmässigt sparas, vilket även gynnar flera andra sällsynta och rödlistade arter. Garnlav är värdväxt för den mycket sällsynta och akut hotade fjärilen barrskogslavfly (CR) som hör hemma i boreala barrskogar med riklig förekomst av värdväxten. Tidigare kunde arten konstateras årligen på flera platser vid Dala-Floda i Dalarna innan lokalerna kalavverkades. Senaste fyndet i landet av barrskogslavfly är från år 2000 då den påträffades vid Högberget i Sollefteå kommun. Garnlav är typisk art för </w:t>
+        <w:t>Violettgrå tagellav (NT)</w:t>
+      </w:r>
+      <w:r>
+        <w:t xml:space="preserve"> växer nästan uteslutande i gamla olikåldriga barrnaturskogar med lång skoglig kontinuitet och är en utmärkt signal på skog med höga naturvärden. Slutavverkning av tidigare aldrig slutavverkad skog (kontinuitetsskog) är det största hotet. Biotopen nyskapas i begränsad omfattning och barrskog äldre än 160 år, där den violettgrå tagellaven huvudsakligen påträffas har minskat med 50% de senaste 50 åren. Lågproduktiv skogsmark där laven förekommer bör undantas från skogsbruk och rika förekomster i äldre granskog bör skyddas. Arten är känslig för uttorkning och det är väsentligt att tillräckligt stora bestånd avsätts. Violettgrå tagellav är typisk art för </w:t>
+      </w:r>
+      <w:r>
+        <w:rPr>
+          <w:i/>
+        </w:rPr>
+        <w:t>9010 Taiga</w:t>
+      </w:r>
+      <w:r>
+        <w:t xml:space="preserve"> (SLU Artdatabanken, 2024; Nitare &amp; Skogsstyrelsen, 2019).</w:t>
+      </w:r>
+    </w:p>
+    <w:p>
+      <w:r>
+        <w:rPr>
+          <w:b/>
+        </w:rPr>
+        <w:t>Nästlav</w:t>
+      </w:r>
+      <w:r>
+        <w:t xml:space="preserve"> indikerar söder om den naturliga norrlandsgränsen äldre barrskogsområden med höga naturvärden där andra ovanliga nordliga barrskogsarter kan påträffas. Nästlav är typisk art för </w:t>
       </w:r>
       <w:r>
         <w:rPr>
@@ -378,138 +466,7 @@
         <w:t xml:space="preserve">9010 Taiga </w:t>
       </w:r>
       <w:r>
-        <w:t>och</w:t>
-      </w:r>
-      <w:r>
-        <w:rPr>
-          <w:i/>
-        </w:rPr>
-        <w:t xml:space="preserve"> 9070 Trädklädd betesmark</w:t>
-      </w:r>
-      <w:r>
-        <w:t xml:space="preserve"> (SLU Artdatabanken, 2026).</w:t>
-      </w:r>
-    </w:p>
-    <w:p>
-      <w:r>
-        <w:rPr>
-          <w:b/>
-        </w:rPr>
-        <w:t>Kolflarnlav (NT)</w:t>
-      </w:r>
-      <w:r>
-        <w:t xml:space="preserve"> är brandberoende och växer nästan uteslutande på kolad hård kärnved av tall. Etableringen verkar ske först 100–300 år efter brand och nytt substrat nybildas i mycket begränsad omfattning. Avverkning av tallskog av naturskogskaraktär med spår av återkommande bränder är ett hot och mängden lämplig ved att växa på för arten minskar dels på grund av naturlig nedbrytning men framförallt på grund av att det förstörs i samband med slutavverkningar, gallringar och markberedning. Såväl kolflarnlav som mörk kolflarnlav har glänsande bålfjäll och förekommer främst i tall- och blandbarrskogar av naturskogskaraktär med spår av återkommande bränder. Skogar som dessa hyser höga biologiska värden och bör skyddas. Kolflarnlav är typisk art för </w:t>
-      </w:r>
-      <w:r>
-        <w:rPr>
-          <w:i/>
-        </w:rPr>
-        <w:t>9010 Taiga</w:t>
-      </w:r>
-      <w:r>
-        <w:t xml:space="preserve"> (SLU Artdatabanken, 2024).</w:t>
-      </w:r>
-    </w:p>
-    <w:p>
-      <w:r>
-        <w:rPr>
-          <w:b/>
-        </w:rPr>
-        <w:t>Kortskaftad ärgspik (NT)</w:t>
-      </w:r>
-      <w:r>
-        <w:t xml:space="preserve"> förekommer i barrträdsdominerade skogar och växer nästan uteslutande på tallved. Den föredrar gamla högstubbar i fuktig och halvöppen miljö, t.ex. i myrkanter, sumpskog och brandpräglad skog. Arten indikerar kontinuerlig tillgång till gamla högstubbar i kombination med hög och jämn luftfuktighet. Skogsbruk på lokaler med kortskaftad ärgspik utgör ett hot. På lång sikt bildas färre lämpliga substrat än vad som försvinner. Avverkning av barrträdsdominerade bestånd av naturskogskaraktär utgör ett långsiktigt hot. Naturskogsartade bestånd med riklig förekomst av gamla och grova tallhögstubbar bör undantas från skogsbruk (SLU Artdatabanken, 2024).</w:t>
-      </w:r>
-    </w:p>
-    <w:p>
-      <w:r>
-        <w:rPr>
-          <w:b/>
-        </w:rPr>
-        <w:t>Mörk kolflarnlav (NT)</w:t>
-      </w:r>
-      <w:r>
-        <w:t xml:space="preserve"> är brandberoende och växer nästan uteslutande på kolad hård kärnved av tall. Arten förekommer främst i glesa, öppna tall- och blandbarrskogar av naturskogskaraktär och etableringen verkar ske sent efter brand, kanske först efter 100–300 år. Mörk kolflarnlav indikerar skog med höga naturvärden och vanligast är att den påträffas på rester av nedbrunna torrakor och högstubbar och lågstubbar som är så grova att hela innandömet är urbränt. Tall- och blandbarrskogar av naturskogskaraktär med spår av återkommande bränder hyser höga biologiska värden och bör skyddas (SLU Artdatabanken, 2024).</w:t>
-      </w:r>
-    </w:p>
-    <w:p>
-      <w:r>
-        <w:rPr>
-          <w:b/>
-        </w:rPr>
-        <w:t>Nästlav</w:t>
-      </w:r>
-      <w:r>
-        <w:t xml:space="preserve"> indikerar söder om den naturliga norrlandsgränsen äldre barrskogsområden med höga naturvärden där andra ovanliga nordliga barrskogsarter kan påträffas. Nästlav är typisk art för </w:t>
-      </w:r>
-      <w:r>
-        <w:rPr>
-          <w:i/>
-        </w:rPr>
-        <w:t xml:space="preserve">9010 Taiga </w:t>
-      </w:r>
-      <w:r>
         <w:t>(Nitare &amp; Skogsstyrelsen, 2019; SLU Artdatabanken, 2025).</w:t>
-      </w:r>
-    </w:p>
-    <w:p>
-      <w:r>
-        <w:rPr>
-          <w:b/>
-        </w:rPr>
-        <w:t>Vedflamlav (NT)</w:t>
-      </w:r>
-      <w:r>
-        <w:t xml:space="preserve"> växer på gammal hård och torr, exponerad kärnved av tall, främst på högstubbar i ljusöppna lägen, t.ex. vid och på myrar, sjökanter, i glesa hällmarkskogar och i brandpräglade tallnaturskogar. Substratet nyskapas i begränsad omfattning och arten är en utmärkt indikator på höga naturvärden i denna skogstyp. Tall- och barrblandskogar med naturskogskaraktär och spår av bränder har ofta höga biologiska värden och bör skyddas. På vedflamlavens bål kan den sällsynta spiklaven/parasiten </w:t>
-      </w:r>
-      <w:r>
-        <w:rPr>
-          <w:i/>
-        </w:rPr>
-        <w:t>Calicium ramboldiicola</w:t>
-      </w:r>
-      <w:r>
-        <w:t xml:space="preserve"> (VU) påträffas (SLU Artdatabanken, 2026).</w:t>
-      </w:r>
-    </w:p>
-    <w:p>
-      <w:r>
-        <w:rPr>
-          <w:b/>
-        </w:rPr>
-        <w:t>Vedskivlav (NT)</w:t>
-      </w:r>
-      <w:r>
-        <w:t xml:space="preserve"> växer på gammal, torr, exponerad, hård kärnved av framförallt tall i naturskogsartade bestånd. Avverkning av tallskog av naturskogskaraktär med spår av återkommande bränder är ett hot. Mängden lämplig ved att växa på för vedskivlav minskar, dels på grund av naturlig nedbrytning men framförallt på grund av att de förstörs i samband med slutavverkningar, gallringar och markberedning. Tall- och blandbarrskogar av naturskogskaraktär med spår av återkommande bränder bör skyddas. Vedskivlav är typisk art för </w:t>
-      </w:r>
-      <w:r>
-        <w:rPr>
-          <w:i/>
-        </w:rPr>
-        <w:t>9010 Taiga</w:t>
-      </w:r>
-      <w:r>
-        <w:t xml:space="preserve"> (SLU Artdatabanken, 2024).</w:t>
-      </w:r>
-    </w:p>
-    <w:p>
-      <w:r>
-        <w:rPr>
-          <w:b/>
-        </w:rPr>
-        <w:t>Violettgrå tagellav (NT)</w:t>
-      </w:r>
-      <w:r>
-        <w:t xml:space="preserve"> växer nästan uteslutande i gamla olikåldriga barrnaturskogar med lång skoglig kontinuitet och är en utmärkt signal på skog med höga naturvärden. Slutavverkning av tidigare aldrig slutavverkad skog (kontinuitetsskog) är det största hotet. Biotopen nyskapas i begränsad omfattning och barrskog äldre än 160 år, där den violettgrå tagellaven huvudsakligen påträffas har minskat med 50% de senaste 50 åren. Lågproduktiv skogsmark där laven förekommer bör undantas från skogsbruk och rika förekomster i äldre granskog bör skyddas. Arten är känslig för uttorkning och det är väsentligt att tillräckligt stora bestånd avsätts. Violettgrå tagellav är typisk art för </w:t>
-      </w:r>
-      <w:r>
-        <w:rPr>
-          <w:i/>
-        </w:rPr>
-        <w:t>9010 Taiga</w:t>
-      </w:r>
-      <w:r>
-        <w:t xml:space="preserve"> (SLU Artdatabanken, 2024; Nitare &amp; Skogsstyrelsen, 2019).</w:t>
       </w:r>
     </w:p>
     <w:p>
@@ -1233,7 +1190,7 @@
     <w:r>
       <w:tab/>
       <w:tab/>
-      <w:t>2026-06-20</w:t>
+      <w:t>2026-06-21</w:t>
       <w:br/>
       <w:br/>
     </w:r>

--- a/klagomål/A 53688-2025 FSC-klagomål.docx
+++ b/klagomål/A 53688-2025 FSC-klagomål.docx
@@ -1190,7 +1190,7 @@
     <w:r>
       <w:tab/>
       <w:tab/>
-      <w:t>2026-06-21</w:t>
+      <w:t>2026-06-22</w:t>
       <w:br/>
       <w:br/>
     </w:r>

--- a/klagomål/A 53688-2025 FSC-klagomål.docx
+++ b/klagomål/A 53688-2025 FSC-klagomål.docx
@@ -1190,7 +1190,7 @@
     <w:r>
       <w:tab/>
       <w:tab/>
-      <w:t>2026-06-22</w:t>
+      <w:t>2026-06-23</w:t>
       <w:br/>
       <w:br/>
     </w:r>

--- a/klagomål/A 53688-2025 FSC-klagomål.docx
+++ b/klagomål/A 53688-2025 FSC-klagomål.docx
@@ -1190,7 +1190,7 @@
     <w:r>
       <w:tab/>
       <w:tab/>
-      <w:t>2026-06-23</w:t>
+      <w:t>2026-06-24</w:t>
       <w:br/>
       <w:br/>
     </w:r>

--- a/klagomål/A 53688-2025 FSC-klagomål.docx
+++ b/klagomål/A 53688-2025 FSC-klagomål.docx
@@ -1190,7 +1190,7 @@
     <w:r>
       <w:tab/>
       <w:tab/>
-      <w:t>2026-06-24</w:t>
+      <w:t>2026-06-25</w:t>
       <w:br/>
       <w:br/>
     </w:r>

--- a/klagomål/A 53688-2025 FSC-klagomål.docx
+++ b/klagomål/A 53688-2025 FSC-klagomål.docx
@@ -1190,7 +1190,7 @@
     <w:r>
       <w:tab/>
       <w:tab/>
-      <w:t>2026-06-25</w:t>
+      <w:t>2026-06-26</w:t>
       <w:br/>
       <w:br/>
     </w:r>

--- a/klagomål/A 53688-2025 FSC-klagomål.docx
+++ b/klagomål/A 53688-2025 FSC-klagomål.docx
@@ -1190,7 +1190,7 @@
     <w:r>
       <w:tab/>
       <w:tab/>
-      <w:t>2026-06-26</w:t>
+      <w:t>2026-06-27</w:t>
       <w:br/>
       <w:br/>
     </w:r>

--- a/klagomål/A 53688-2025 FSC-klagomål.docx
+++ b/klagomål/A 53688-2025 FSC-klagomål.docx
@@ -1190,7 +1190,7 @@
     <w:r>
       <w:tab/>
       <w:tab/>
-      <w:t>2026-06-27</w:t>
+      <w:t>2026-06-28</w:t>
       <w:br/>
       <w:br/>
     </w:r>

--- a/klagomål/A 53688-2025 FSC-klagomål.docx
+++ b/klagomål/A 53688-2025 FSC-klagomål.docx
@@ -1190,7 +1190,7 @@
     <w:r>
       <w:tab/>
       <w:tab/>
-      <w:t>2026-06-28</w:t>
+      <w:t>2026-06-29</w:t>
       <w:br/>
       <w:br/>
     </w:r>

--- a/klagomål/A 53688-2025 FSC-klagomål.docx
+++ b/klagomål/A 53688-2025 FSC-klagomål.docx
@@ -1190,7 +1190,7 @@
     <w:r>
       <w:tab/>
       <w:tab/>
-      <w:t>2026-06-29</w:t>
+      <w:t>2026-06-30</w:t>
       <w:br/>
       <w:br/>
     </w:r>

--- a/klagomål/A 53688-2025 FSC-klagomål.docx
+++ b/klagomål/A 53688-2025 FSC-klagomål.docx
@@ -1190,7 +1190,7 @@
     <w:r>
       <w:tab/>
       <w:tab/>
-      <w:t>2026-06-30</w:t>
+      <w:t>2026-07-01</w:t>
       <w:br/>
       <w:br/>
     </w:r>

--- a/klagomål/A 53688-2025 FSC-klagomål.docx
+++ b/klagomål/A 53688-2025 FSC-klagomål.docx
@@ -1190,7 +1190,7 @@
     <w:r>
       <w:tab/>
       <w:tab/>
-      <w:t>2026-07-01</w:t>
+      <w:t>2026-07-02</w:t>
       <w:br/>
       <w:br/>
     </w:r>

--- a/klagomål/A 53688-2025 FSC-klagomål.docx
+++ b/klagomål/A 53688-2025 FSC-klagomål.docx
@@ -1190,7 +1190,7 @@
     <w:r>
       <w:tab/>
       <w:tab/>
-      <w:t>2026-07-13</w:t>
+      <w:t>2026-07-14</w:t>
       <w:br/>
       <w:br/>
     </w:r>

--- a/klagomål/A 53688-2025 FSC-klagomål.docx
+++ b/klagomål/A 53688-2025 FSC-klagomål.docx
@@ -1190,7 +1190,7 @@
     <w:r>
       <w:tab/>
       <w:tab/>
-      <w:t>2026-07-14</w:t>
+      <w:t>2026-07-15</w:t>
       <w:br/>
       <w:br/>
     </w:r>

--- a/klagomål/A 53688-2025 FSC-klagomål.docx
+++ b/klagomål/A 53688-2025 FSC-klagomål.docx
@@ -1190,7 +1190,7 @@
     <w:r>
       <w:tab/>
       <w:tab/>
-      <w:t>2026-07-15</w:t>
+      <w:t>2026-07-16</w:t>
       <w:br/>
       <w:br/>
     </w:r>

--- a/klagomål/A 53688-2025 FSC-klagomål.docx
+++ b/klagomål/A 53688-2025 FSC-klagomål.docx
@@ -1190,7 +1190,7 @@
     <w:r>
       <w:tab/>
       <w:tab/>
-      <w:t>2026-07-16</w:t>
+      <w:t>2026-07-17</w:t>
       <w:br/>
       <w:br/>
     </w:r>

--- a/klagomål/A 53688-2025 FSC-klagomål.docx
+++ b/klagomål/A 53688-2025 FSC-klagomål.docx
@@ -1190,7 +1190,7 @@
     <w:r>
       <w:tab/>
       <w:tab/>
-      <w:t>2026-07-17</w:t>
+      <w:t>2026-07-18</w:t>
       <w:br/>
       <w:br/>
     </w:r>

--- a/klagomål/A 53688-2025 FSC-klagomål.docx
+++ b/klagomål/A 53688-2025 FSC-klagomål.docx
@@ -1190,7 +1190,7 @@
     <w:r>
       <w:tab/>
       <w:tab/>
-      <w:t>2026-07-18</w:t>
+      <w:t>2026-07-19</w:t>
       <w:br/>
       <w:br/>
     </w:r>

--- a/klagomål/A 53688-2025 FSC-klagomål.docx
+++ b/klagomål/A 53688-2025 FSC-klagomål.docx
@@ -1190,7 +1190,7 @@
     <w:r>
       <w:tab/>
       <w:tab/>
-      <w:t>2026-07-19</w:t>
+      <w:t>2026-07-20</w:t>
       <w:br/>
       <w:br/>
     </w:r>

--- a/klagomål/A 53688-2025 FSC-klagomål.docx
+++ b/klagomål/A 53688-2025 FSC-klagomål.docx
@@ -1190,7 +1190,7 @@
     <w:r>
       <w:tab/>
       <w:tab/>
-      <w:t>2026-07-20</w:t>
+      <w:t>2026-07-21</w:t>
       <w:br/>
       <w:br/>
     </w:r>

--- a/klagomål/A 53688-2025 FSC-klagomål.docx
+++ b/klagomål/A 53688-2025 FSC-klagomål.docx
@@ -1190,7 +1190,7 @@
     <w:r>
       <w:tab/>
       <w:tab/>
-      <w:t>2026-07-21</w:t>
+      <w:t>2026-07-22</w:t>
       <w:br/>
       <w:br/>
     </w:r>

--- a/klagomål/A 53688-2025 FSC-klagomål.docx
+++ b/klagomål/A 53688-2025 FSC-klagomål.docx
@@ -1190,7 +1190,7 @@
     <w:r>
       <w:tab/>
       <w:tab/>
-      <w:t>2026-07-22</w:t>
+      <w:t>2026-07-23</w:t>
       <w:br/>
       <w:br/>
     </w:r>

--- a/klagomål/A 53688-2025 FSC-klagomål.docx
+++ b/klagomål/A 53688-2025 FSC-klagomål.docx
@@ -1190,7 +1190,7 @@
     <w:r>
       <w:tab/>
       <w:tab/>
-      <w:t>2026-07-23</w:t>
+      <w:t>2026-07-24</w:t>
       <w:br/>
       <w:br/>
     </w:r>

--- a/klagomål/A 53688-2025 FSC-klagomål.docx
+++ b/klagomål/A 53688-2025 FSC-klagomål.docx
@@ -1190,7 +1190,7 @@
     <w:r>
       <w:tab/>
       <w:tab/>
-      <w:t>2026-07-24</w:t>
+      <w:t>2026-07-25</w:t>
       <w:br/>
       <w:br/>
     </w:r>

--- a/klagomål/A 53688-2025 FSC-klagomål.docx
+++ b/klagomål/A 53688-2025 FSC-klagomål.docx
@@ -1190,7 +1190,7 @@
     <w:r>
       <w:tab/>
       <w:tab/>
-      <w:t>2026-07-25</w:t>
+      <w:t>2026-07-26</w:t>
       <w:br/>
       <w:br/>
     </w:r>

--- a/klagomål/A 53688-2025 FSC-klagomål.docx
+++ b/klagomål/A 53688-2025 FSC-klagomål.docx
@@ -1190,7 +1190,7 @@
     <w:r>
       <w:tab/>
       <w:tab/>
-      <w:t>2026-07-26</w:t>
+      <w:t>2026-07-27</w:t>
       <w:br/>
       <w:br/>
     </w:r>

--- a/klagomål/A 53688-2025 FSC-klagomål.docx
+++ b/klagomål/A 53688-2025 FSC-klagomål.docx
@@ -1190,7 +1190,7 @@
     <w:r>
       <w:tab/>
       <w:tab/>
-      <w:t>2026-07-27</w:t>
+      <w:t>2026-07-28</w:t>
       <w:br/>
       <w:br/>
     </w:r>

--- a/klagomål/A 53688-2025 FSC-klagomål.docx
+++ b/klagomål/A 53688-2025 FSC-klagomål.docx
@@ -1190,7 +1190,7 @@
     <w:r>
       <w:tab/>
       <w:tab/>
-      <w:t>2026-07-28</w:t>
+      <w:t>2026-07-29</w:t>
       <w:br/>
       <w:br/>
     </w:r>

--- a/klagomål/A 53688-2025 FSC-klagomål.docx
+++ b/klagomål/A 53688-2025 FSC-klagomål.docx
@@ -1190,7 +1190,7 @@
     <w:r>
       <w:tab/>
       <w:tab/>
-      <w:t>2026-07-29</w:t>
+      <w:t>2026-07-30</w:t>
       <w:br/>
       <w:br/>
     </w:r>

--- a/klagomål/A 53688-2025 FSC-klagomål.docx
+++ b/klagomål/A 53688-2025 FSC-klagomål.docx
@@ -1190,7 +1190,7 @@
     <w:r>
       <w:tab/>
       <w:tab/>
-      <w:t>2026-07-30</w:t>
+      <w:t>2026-07-31</w:t>
       <w:br/>
       <w:br/>
     </w:r>

--- a/klagomål/A 53688-2025 FSC-klagomål.docx
+++ b/klagomål/A 53688-2025 FSC-klagomål.docx
@@ -1190,7 +1190,7 @@
     <w:r>
       <w:tab/>
       <w:tab/>
-      <w:t>2026-07-31</w:t>
+      <w:t>2026-08-01</w:t>
       <w:br/>
       <w:br/>
     </w:r>

--- a/klagomål/A 53688-2025 FSC-klagomål.docx
+++ b/klagomål/A 53688-2025 FSC-klagomål.docx
@@ -1190,7 +1190,7 @@
     <w:r>
       <w:tab/>
       <w:tab/>
-      <w:t>2026-08-01</w:t>
+      <w:t>2026-08-02</w:t>
       <w:br/>
       <w:br/>
     </w:r>

--- a/klagomål/A 53688-2025 FSC-klagomål.docx
+++ b/klagomål/A 53688-2025 FSC-klagomål.docx
@@ -1190,7 +1190,7 @@
     <w:r>
       <w:tab/>
       <w:tab/>
-      <w:t>2026-08-02</w:t>
+      <w:t>2026-08-03</w:t>
       <w:br/>
       <w:br/>
     </w:r>

--- a/klagomål/A 53688-2025 FSC-klagomål.docx
+++ b/klagomål/A 53688-2025 FSC-klagomål.docx
@@ -1190,7 +1190,7 @@
     <w:r>
       <w:tab/>
       <w:tab/>
-      <w:t>2026-08-03</w:t>
+      <w:t>2026-08-05</w:t>
       <w:br/>
       <w:br/>
     </w:r>

--- a/klagomål/A 53688-2025 FSC-klagomål.docx
+++ b/klagomål/A 53688-2025 FSC-klagomål.docx
@@ -1190,7 +1190,7 @@
     <w:r>
       <w:tab/>
       <w:tab/>
-      <w:t>2026-08-05</w:t>
+      <w:t>2026-08-07</w:t>
       <w:br/>
       <w:br/>
     </w:r>

--- a/klagomål/A 53688-2025 FSC-klagomål.docx
+++ b/klagomål/A 53688-2025 FSC-klagomål.docx
@@ -1190,7 +1190,7 @@
     <w:r>
       <w:tab/>
       <w:tab/>
-      <w:t>2026-08-07</w:t>
+      <w:t>2026-08-08</w:t>
       <w:br/>
       <w:br/>
     </w:r>

--- a/klagomål/A 53688-2025 FSC-klagomål.docx
+++ b/klagomål/A 53688-2025 FSC-klagomål.docx
@@ -216,7 +216,7 @@
         <w:spacing w:after="240"/>
       </w:pPr>
       <w:r>
-        <w:t>Figur 1. Fyndplatser för naturvårdsarter i och inom 14 meter från avverkningsanmälan. Markörer utan svart kant är placerade på fyndplatsen. Markörer med svart kant är placerade vid sidan av fyndplatsen har ett svart streck som visar fyndplatsens exakta position. Kartans mittpunktskoordinat är N 6830966, E 475520 i SWEREF 99 TM.</w:t>
+        <w:t>Figur 1. Fyndplatser för naturvårdsarter i och inom 14 meter från avverkningsanmälan. Markörer utan svart kant är placerade på fyndplatsen. Markörer med svart kant är placerade vid sidan av fyndplatsen och har ett svart streck som visar fyndplatsens exakta position. Kartans mittpunktskoordinat är N 6830966, E 475520 i SWEREF 99 TM.</w:t>
       </w:r>
     </w:p>
     <w:p>
@@ -1190,7 +1190,7 @@
     <w:r>
       <w:tab/>
       <w:tab/>
-      <w:t>2026-08-14</w:t>
+      <w:t>2026-08-15</w:t>
       <w:br/>
       <w:br/>
     </w:r>

--- a/klagomål/A 53688-2025 FSC-klagomål.docx
+++ b/klagomål/A 53688-2025 FSC-klagomål.docx
@@ -1190,7 +1190,7 @@
     <w:r>
       <w:tab/>
       <w:tab/>
-      <w:t>2026-08-15</w:t>
+      <w:t>2026-08-16</w:t>
       <w:br/>
       <w:br/>
     </w:r>

--- a/klagomål/A 53688-2025 FSC-klagomål.docx
+++ b/klagomål/A 53688-2025 FSC-klagomål.docx
@@ -1190,7 +1190,7 @@
     <w:r>
       <w:tab/>
       <w:tab/>
-      <w:t>2026-08-16</w:t>
+      <w:t>2026-08-17</w:t>
       <w:br/>
       <w:br/>
     </w:r>

--- a/klagomål/A 53688-2025 FSC-klagomål.docx
+++ b/klagomål/A 53688-2025 FSC-klagomål.docx
@@ -1190,7 +1190,7 @@
     <w:r>
       <w:tab/>
       <w:tab/>
-      <w:t>2026-08-17</w:t>
+      <w:t>2026-08-18</w:t>
       <w:br/>
       <w:br/>
     </w:r>

--- a/klagomål/A 53688-2025 FSC-klagomål.docx
+++ b/klagomål/A 53688-2025 FSC-klagomål.docx
@@ -1190,7 +1190,7 @@
     <w:r>
       <w:tab/>
       <w:tab/>
-      <w:t>2026-08-18</w:t>
+      <w:t>2026-08-19</w:t>
       <w:br/>
       <w:br/>
     </w:r>

--- a/klagomål/A 53688-2025 FSC-klagomål.docx
+++ b/klagomål/A 53688-2025 FSC-klagomål.docx
@@ -1190,7 +1190,7 @@
     <w:r>
       <w:tab/>
       <w:tab/>
-      <w:t>2026-08-19</w:t>
+      <w:t>2026-08-20</w:t>
       <w:br/>
       <w:br/>
     </w:r>

--- a/klagomål/A 53688-2025 FSC-klagomål.docx
+++ b/klagomål/A 53688-2025 FSC-klagomål.docx
@@ -1190,7 +1190,7 @@
     <w:r>
       <w:tab/>
       <w:tab/>
-      <w:t>2026-08-20</w:t>
+      <w:t>2026-08-21</w:t>
       <w:br/>
       <w:br/>
     </w:r>

--- a/klagomål/A 53688-2025 FSC-klagomål.docx
+++ b/klagomål/A 53688-2025 FSC-klagomål.docx
@@ -1190,7 +1190,7 @@
     <w:r>
       <w:tab/>
       <w:tab/>
-      <w:t>2026-08-21</w:t>
+      <w:t>2026-08-22</w:t>
       <w:br/>
       <w:br/>
     </w:r>
